--- a/Ban Sach Truc Tuyen.docx
+++ b/Ban Sach Truc Tuyen.docx
@@ -6,7 +6,7 @@
       <w:pPr>
         <w:pStyle w:val="BodyText"/>
         <w:spacing w:before="28" w:line="312" w:lineRule="auto"/>
-        <w:ind w:left="2127" w:right="2195"/>
+        <w:ind w:left="2410" w:right="2195"/>
         <w:rPr>
           <w:w w:val="105"/>
           <w:lang w:val="en-US"/>
@@ -23,7 +23,10 @@
       <w:pPr>
         <w:pStyle w:val="BodyText"/>
         <w:spacing w:before="28" w:line="312" w:lineRule="auto"/>
-        <w:ind w:left="2127" w:right="2195"/>
+        <w:ind w:left="2410" w:right="2195"/>
+        <w:rPr>
+          <w:lang w:val="en-US"/>
+        </w:rPr>
       </w:pPr>
       <w:r>
         <w:rPr>
@@ -84,53 +87,6 @@
         </w:rPr>
         <w:t>TIN</w:t>
       </w:r>
-    </w:p>
-    <w:p>
-      <w:pPr>
-        <w:pStyle w:val="BodyText"/>
-        <w:rPr>
-          <w:sz w:val="20"/>
-          <w:lang w:val="en-US"/>
-        </w:rPr>
-      </w:pPr>
-    </w:p>
-    <w:p>
-      <w:pPr>
-        <w:pStyle w:val="BodyText"/>
-        <w:rPr>
-          <w:sz w:val="20"/>
-          <w:lang w:val="en-US"/>
-        </w:rPr>
-      </w:pPr>
-    </w:p>
-    <w:p>
-      <w:pPr>
-        <w:pStyle w:val="BodyText"/>
-        <w:rPr>
-          <w:sz w:val="20"/>
-          <w:lang w:val="en-US"/>
-        </w:rPr>
-      </w:pPr>
-    </w:p>
-    <w:p>
-      <w:pPr>
-        <w:pStyle w:val="BodyText"/>
-        <w:spacing w:before="179"/>
-        <w:rPr>
-          <w:sz w:val="20"/>
-          <w:lang w:val="en-US"/>
-        </w:rPr>
-      </w:pPr>
-    </w:p>
-    <w:p>
-      <w:pPr>
-        <w:pStyle w:val="BodyText"/>
-        <w:spacing w:before="179"/>
-        <w:rPr>
-          <w:sz w:val="20"/>
-          <w:lang w:val="en-US"/>
-        </w:rPr>
-      </w:pPr>
     </w:p>
     <w:p>
       <w:pPr>
@@ -200,7 +156,7 @@
     </w:p>
     <w:p>
       <w:pPr>
-        <w:ind w:left="2977"/>
+        <w:ind w:left="3261"/>
         <w:rPr>
           <w:rFonts w:cs="Times New Roman"/>
           <w:b/>
@@ -217,6 +173,17 @@
         </w:rPr>
         <w:t>Đồ Án Cơ Sở</w:t>
       </w:r>
+    </w:p>
+    <w:p>
+      <w:pPr>
+        <w:ind w:left="3261"/>
+        <w:rPr>
+          <w:rFonts w:cs="Times New Roman"/>
+          <w:b/>
+          <w:sz w:val="34"/>
+          <w:szCs w:val="34"/>
+        </w:rPr>
+      </w:pPr>
     </w:p>
     <w:p>
       <w:pPr>
@@ -316,6 +283,7 @@
           <w:rFonts w:ascii="Palatino Linotype"/>
           <w:b/>
           <w:sz w:val="34"/>
+          <w:lang w:val="en-US"/>
         </w:rPr>
       </w:pPr>
     </w:p>
@@ -483,409 +451,285 @@
           <w:rFonts w:ascii="Palatino Linotype"/>
           <w:b/>
           <w:sz w:val="20"/>
+          <w:lang w:val="en-US"/>
         </w:rPr>
       </w:pPr>
     </w:p>
     <w:p>
       <w:pPr>
         <w:pStyle w:val="BodyText"/>
-        <w:spacing w:before="17" w:after="1"/>
         <w:rPr>
           <w:rFonts w:ascii="Palatino Linotype"/>
           <w:b/>
           <w:sz w:val="20"/>
-        </w:rPr>
-      </w:pPr>
-    </w:p>
-    <w:tbl>
-      <w:tblPr>
-        <w:tblW w:w="0" w:type="auto"/>
-        <w:tblInd w:w="856" w:type="dxa"/>
-        <w:tblLayout w:type="fixed"/>
-        <w:tblCellMar>
-          <w:left w:w="0" w:type="dxa"/>
-          <w:right w:w="0" w:type="dxa"/>
-        </w:tblCellMar>
-        <w:tblLook w:val="01E0" w:firstRow="1" w:lastRow="1" w:firstColumn="1" w:lastColumn="1" w:noHBand="0" w:noVBand="0"/>
-      </w:tblPr>
-      <w:tblGrid>
-        <w:gridCol w:w="2424"/>
-        <w:gridCol w:w="2674"/>
-        <w:gridCol w:w="1153"/>
-      </w:tblGrid>
-      <w:tr>
-        <w:trPr>
-          <w:trHeight w:val="489"/>
-        </w:trPr>
-        <w:tc>
-          <w:tcPr>
-            <w:tcW w:w="2424" w:type="dxa"/>
-          </w:tcPr>
-          <w:p>
-            <w:pPr>
-              <w:pStyle w:val="TableParagraph"/>
-              <w:spacing w:before="0" w:line="231" w:lineRule="exact"/>
-              <w:ind w:right="117"/>
-              <w:jc w:val="right"/>
-              <w:rPr>
-                <w:sz w:val="24"/>
-              </w:rPr>
-            </w:pPr>
-            <w:r>
-              <w:rPr>
-                <w:w w:val="105"/>
-                <w:sz w:val="24"/>
-              </w:rPr>
-              <w:t>Giảng</w:t>
-            </w:r>
-            <w:r>
-              <w:rPr>
-                <w:spacing w:val="-1"/>
-                <w:w w:val="105"/>
-                <w:sz w:val="24"/>
-              </w:rPr>
-              <w:t xml:space="preserve"> </w:t>
-            </w:r>
-            <w:r>
-              <w:rPr>
-                <w:w w:val="105"/>
-                <w:sz w:val="24"/>
-              </w:rPr>
-              <w:t xml:space="preserve">viên hướng </w:t>
-            </w:r>
-            <w:r>
-              <w:rPr>
-                <w:spacing w:val="-4"/>
-                <w:w w:val="105"/>
-                <w:sz w:val="24"/>
-              </w:rPr>
-              <w:t>d</w:t>
-            </w:r>
-            <w:r>
-              <w:t>ẫ</w:t>
-            </w:r>
-            <w:r>
-              <w:rPr>
-                <w:spacing w:val="-4"/>
-                <w:w w:val="105"/>
-                <w:sz w:val="24"/>
-              </w:rPr>
-              <w:t>n:</w:t>
-            </w:r>
-          </w:p>
-        </w:tc>
-        <w:tc>
-          <w:tcPr>
-            <w:tcW w:w="2674" w:type="dxa"/>
-          </w:tcPr>
-          <w:p>
-            <w:pPr>
-              <w:pStyle w:val="TableParagraph"/>
-              <w:spacing w:before="0" w:line="231" w:lineRule="exact"/>
-              <w:ind w:left="119"/>
-              <w:rPr>
-                <w:sz w:val="24"/>
-                <w:lang w:val="en-US"/>
-              </w:rPr>
-            </w:pPr>
-            <w:r>
-              <w:rPr>
-                <w:w w:val="110"/>
-                <w:sz w:val="24"/>
-              </w:rPr>
-              <w:t>ThS.</w:t>
-            </w:r>
-            <w:r>
-              <w:rPr>
-                <w:spacing w:val="-7"/>
-                <w:w w:val="110"/>
-                <w:sz w:val="24"/>
-              </w:rPr>
-              <w:t xml:space="preserve"> </w:t>
-            </w:r>
-            <w:r>
-              <w:rPr>
-                <w:w w:val="110"/>
-                <w:sz w:val="24"/>
-                <w:lang w:val="en-US"/>
-              </w:rPr>
-              <w:t>Vũ Quang Dũng</w:t>
-            </w:r>
-          </w:p>
-        </w:tc>
-        <w:tc>
-          <w:tcPr>
-            <w:tcW w:w="1153" w:type="dxa"/>
-          </w:tcPr>
-          <w:p>
-            <w:pPr>
-              <w:pStyle w:val="TableParagraph"/>
-              <w:spacing w:before="0"/>
-              <w:rPr>
-                <w:sz w:val="24"/>
-              </w:rPr>
-            </w:pPr>
-          </w:p>
-        </w:tc>
-      </w:tr>
-      <w:tr>
-        <w:trPr>
-          <w:trHeight w:val="80"/>
-        </w:trPr>
-        <w:tc>
-          <w:tcPr>
-            <w:tcW w:w="2424" w:type="dxa"/>
-          </w:tcPr>
-          <w:p>
-            <w:pPr>
-              <w:pStyle w:val="TableParagraph"/>
-              <w:spacing w:before="50"/>
-              <w:ind w:right="118"/>
-              <w:jc w:val="right"/>
-              <w:rPr>
-                <w:sz w:val="24"/>
-              </w:rPr>
-            </w:pPr>
-            <w:r>
-              <w:rPr>
-                <w:sz w:val="24"/>
-              </w:rPr>
-              <w:t>Sinh</w:t>
-            </w:r>
-            <w:r>
-              <w:rPr>
-                <w:spacing w:val="27"/>
-                <w:sz w:val="24"/>
-              </w:rPr>
-              <w:t xml:space="preserve"> </w:t>
-            </w:r>
-            <w:r>
-              <w:rPr>
-                <w:spacing w:val="-2"/>
-                <w:sz w:val="24"/>
-              </w:rPr>
-              <w:t>viên:</w:t>
-            </w:r>
-          </w:p>
-        </w:tc>
-        <w:tc>
-          <w:tcPr>
-            <w:tcW w:w="2674" w:type="dxa"/>
-          </w:tcPr>
-          <w:p>
-            <w:pPr>
-              <w:pStyle w:val="TableParagraph"/>
-              <w:spacing w:before="50"/>
-              <w:rPr>
-                <w:sz w:val="24"/>
-                <w:lang w:val="en-US"/>
-              </w:rPr>
-            </w:pPr>
-            <w:r>
-              <w:rPr>
-                <w:sz w:val="24"/>
-                <w:lang w:val="en-US"/>
-              </w:rPr>
-              <w:t xml:space="preserve">  </w:t>
-            </w:r>
-            <w:r>
-              <w:rPr>
-                <w:sz w:val="24"/>
-                <w:lang w:val="en-US"/>
-              </w:rPr>
-              <w:t>Đ</w:t>
-            </w:r>
-            <w:r>
-              <w:t>ỗ</w:t>
-            </w:r>
-            <w:r>
-              <w:rPr>
-                <w:lang w:val="en-US"/>
-              </w:rPr>
-              <w:t xml:space="preserve"> </w:t>
-            </w:r>
-            <w:r>
-              <w:rPr>
-                <w:lang w:val="en-US"/>
-              </w:rPr>
-              <w:t>Đ</w:t>
-            </w:r>
-            <w:r>
-              <w:t>ứ</w:t>
-            </w:r>
-            <w:r>
-              <w:rPr>
-                <w:lang w:val="en-US"/>
-              </w:rPr>
-              <w:t xml:space="preserve">c Duy </w:t>
-            </w:r>
-          </w:p>
-        </w:tc>
-        <w:tc>
-          <w:tcPr>
-            <w:tcW w:w="1153" w:type="dxa"/>
-          </w:tcPr>
-          <w:p>
-            <w:pPr>
-              <w:pStyle w:val="TableParagraph"/>
-              <w:spacing w:before="50"/>
-              <w:ind w:right="48"/>
-              <w:rPr>
-                <w:sz w:val="24"/>
-                <w:lang w:val="en-US"/>
-              </w:rPr>
-            </w:pPr>
-          </w:p>
-        </w:tc>
-      </w:tr>
-    </w:tbl>
+          <w:lang w:val="en-US"/>
+        </w:rPr>
+      </w:pPr>
+    </w:p>
     <w:p>
       <w:pPr>
         <w:pStyle w:val="BodyText"/>
         <w:spacing w:before="283"/>
+        <w:ind w:left="2410" w:hanging="993"/>
         <w:rPr>
           <w:bCs/>
+          <w:sz w:val="32"/>
+          <w:szCs w:val="32"/>
           <w:lang w:val="en-US"/>
         </w:rPr>
       </w:pPr>
       <w:r>
+        <w:rPr>
+          <w:bCs/>
+          <w:sz w:val="32"/>
+          <w:szCs w:val="32"/>
+          <w:lang w:val="en-US"/>
+        </w:rPr>
+        <w:t>Giảng viên hướng dẫn : Ths. Vũ Quang Dũng</w:t>
+      </w:r>
+    </w:p>
+    <w:p>
+      <w:pPr>
+        <w:pStyle w:val="BodyText"/>
+        <w:spacing w:before="283"/>
+        <w:ind w:left="2410" w:hanging="993"/>
+        <w:rPr>
+          <w:bCs/>
+          <w:sz w:val="32"/>
+          <w:szCs w:val="32"/>
+          <w:lang w:val="en-US"/>
+        </w:rPr>
+      </w:pPr>
+      <w:r>
+        <w:rPr>
+          <w:bCs/>
+          <w:sz w:val="32"/>
+          <w:szCs w:val="32"/>
+          <w:lang w:val="en-US"/>
+        </w:rPr>
+        <w:t>Tên sinh viên</w:t>
+      </w:r>
+      <w:r>
+        <w:rPr>
+          <w:bCs/>
+          <w:sz w:val="32"/>
+          <w:szCs w:val="32"/>
+          <w:lang w:val="en-US"/>
+        </w:rPr>
+        <w:tab/>
+      </w:r>
+      <w:r>
+        <w:rPr>
+          <w:bCs/>
+          <w:sz w:val="32"/>
+          <w:szCs w:val="32"/>
+          <w:lang w:val="en-US"/>
+        </w:rPr>
+        <w:tab/>
+        <w:t>: Đỗ Đức Duy</w:t>
+      </w:r>
+    </w:p>
+    <w:p>
+      <w:pPr>
+        <w:pStyle w:val="BodyText"/>
+        <w:spacing w:before="283"/>
+        <w:ind w:left="2410" w:hanging="993"/>
+        <w:rPr>
+          <w:bCs/>
+          <w:sz w:val="32"/>
+          <w:szCs w:val="32"/>
+          <w:lang w:val="en-US"/>
+        </w:rPr>
+      </w:pPr>
+      <w:r>
+        <w:rPr>
+          <w:bCs/>
+          <w:sz w:val="32"/>
+          <w:szCs w:val="32"/>
+          <w:lang w:val="en-US"/>
+        </w:rPr>
+        <w:t>Mssv</w:t>
+      </w:r>
+      <w:r>
+        <w:rPr>
+          <w:bCs/>
+          <w:sz w:val="32"/>
+          <w:szCs w:val="32"/>
+          <w:lang w:val="en-US"/>
+        </w:rPr>
+        <w:tab/>
+      </w:r>
+      <w:r>
+        <w:rPr>
+          <w:bCs/>
+          <w:sz w:val="32"/>
+          <w:szCs w:val="32"/>
+          <w:lang w:val="en-US"/>
+        </w:rPr>
+        <w:tab/>
+      </w:r>
+      <w:r>
+        <w:rPr>
+          <w:bCs/>
+          <w:sz w:val="32"/>
+          <w:szCs w:val="32"/>
+          <w:lang w:val="en-US"/>
+        </w:rPr>
+        <w:tab/>
+      </w:r>
+      <w:r>
+        <w:rPr>
+          <w:bCs/>
+          <w:sz w:val="32"/>
+          <w:szCs w:val="32"/>
+          <w:lang w:val="en-US"/>
+        </w:rPr>
+        <w:tab/>
+      </w:r>
+      <w:r>
+        <w:rPr>
+          <w:bCs/>
+          <w:sz w:val="32"/>
+          <w:szCs w:val="32"/>
+          <w:lang w:val="en-US"/>
+        </w:rPr>
+        <w:t>: 21012048</w:t>
+      </w:r>
+    </w:p>
+    <w:p>
+      <w:pPr>
+        <w:pStyle w:val="BodyText"/>
+        <w:spacing w:before="283"/>
         <w:rPr>
           <w:rFonts w:ascii="Palatino Linotype"/>
           <w:b/>
           <w:lang w:val="en-US"/>
         </w:rPr>
-        <w:tab/>
-      </w:r>
-      <w:r>
+      </w:pPr>
+    </w:p>
+    <w:p>
+      <w:pPr>
+        <w:pStyle w:val="BodyText"/>
+        <w:spacing w:before="283"/>
         <w:rPr>
           <w:rFonts w:ascii="Palatino Linotype"/>
           <w:b/>
           <w:lang w:val="en-US"/>
         </w:rPr>
-        <w:tab/>
-      </w:r>
-      <w:r>
+      </w:pPr>
+    </w:p>
+    <w:p>
+      <w:pPr>
+        <w:pStyle w:val="BodyText"/>
+        <w:spacing w:before="283"/>
         <w:rPr>
           <w:rFonts w:ascii="Palatino Linotype"/>
           <w:b/>
+          <w:sz w:val="36"/>
+          <w:szCs w:val="36"/>
           <w:lang w:val="en-US"/>
         </w:rPr>
-        <w:tab/>
-        <w:t xml:space="preserve">       </w:t>
-      </w:r>
-      <w:r>
-        <w:rPr>
-          <w:bCs/>
+      </w:pPr>
+    </w:p>
+    <w:p>
+      <w:pPr>
+        <w:pStyle w:val="BodyText"/>
+        <w:ind w:left="1418" w:firstLine="425"/>
+        <w:rPr>
+          <w:sz w:val="36"/>
+          <w:szCs w:val="36"/>
           <w:lang w:val="en-US"/>
         </w:rPr>
-        <w:t>Mssv</w:t>
-      </w:r>
-      <w:r>
-        <w:rPr>
-          <w:bCs/>
+      </w:pPr>
+      <w:r>
+        <w:rPr>
+          <w:sz w:val="36"/>
+          <w:szCs w:val="36"/>
+        </w:rPr>
+        <w:t>HÀ</w:t>
+      </w:r>
+      <w:r>
+        <w:rPr>
+          <w:spacing w:val="24"/>
+          <w:sz w:val="36"/>
+          <w:szCs w:val="36"/>
+        </w:rPr>
+        <w:t xml:space="preserve"> </w:t>
+      </w:r>
+      <w:r>
+        <w:rPr>
+          <w:sz w:val="36"/>
+          <w:szCs w:val="36"/>
+        </w:rPr>
+        <w:t>NỘI,</w:t>
+      </w:r>
+      <w:r>
+        <w:rPr>
+          <w:spacing w:val="25"/>
+          <w:sz w:val="36"/>
+          <w:szCs w:val="36"/>
+        </w:rPr>
+        <w:t xml:space="preserve">  </w:t>
+      </w:r>
+      <w:r>
+        <w:rPr>
+          <w:sz w:val="36"/>
+          <w:szCs w:val="36"/>
+        </w:rPr>
+        <w:t>THÁNG</w:t>
+      </w:r>
+      <w:r>
+        <w:rPr>
+          <w:spacing w:val="26"/>
+          <w:sz w:val="36"/>
+          <w:szCs w:val="36"/>
+        </w:rPr>
+        <w:t xml:space="preserve"> </w:t>
+      </w:r>
+      <w:r>
+        <w:rPr>
+          <w:sz w:val="36"/>
+          <w:szCs w:val="36"/>
           <w:lang w:val="en-US"/>
         </w:rPr>
-        <w:t>:    21012048</w:t>
-      </w:r>
-    </w:p>
-    <w:p>
-      <w:pPr>
-        <w:pStyle w:val="BodyText"/>
-        <w:spacing w:before="283"/>
-        <w:rPr>
-          <w:rFonts w:ascii="Palatino Linotype"/>
-          <w:b/>
-          <w:lang w:val="en-US"/>
-        </w:rPr>
-      </w:pPr>
-    </w:p>
-    <w:p>
-      <w:pPr>
-        <w:pStyle w:val="BodyText"/>
-        <w:spacing w:before="283"/>
-        <w:rPr>
-          <w:rFonts w:ascii="Palatino Linotype"/>
-          <w:b/>
-          <w:lang w:val="en-US"/>
-        </w:rPr>
-      </w:pPr>
-    </w:p>
-    <w:p>
-      <w:pPr>
-        <w:pStyle w:val="BodyText"/>
-        <w:spacing w:before="283"/>
-        <w:rPr>
-          <w:rFonts w:ascii="Palatino Linotype"/>
-          <w:b/>
-          <w:lang w:val="en-US"/>
-        </w:rPr>
-      </w:pPr>
-    </w:p>
-    <w:p>
-      <w:pPr>
-        <w:pStyle w:val="BodyText"/>
-        <w:ind w:left="1418" w:firstLine="720"/>
-        <w:rPr>
-          <w:lang w:val="en-US"/>
-        </w:rPr>
-      </w:pPr>
-      <w:r>
-        <w:t>HÀ</w:t>
-      </w:r>
-      <w:r>
-        <w:rPr>
-          <w:spacing w:val="24"/>
+        <w:t>4</w:t>
+      </w:r>
+      <w:r>
+        <w:rPr>
+          <w:spacing w:val="25"/>
+          <w:sz w:val="36"/>
+          <w:szCs w:val="36"/>
         </w:rPr>
         <w:t xml:space="preserve"> </w:t>
       </w:r>
       <w:r>
-        <w:t>NỘI,</w:t>
+        <w:rPr>
+          <w:sz w:val="36"/>
+          <w:szCs w:val="36"/>
+        </w:rPr>
+        <w:t>NĂM</w:t>
       </w:r>
       <w:r>
         <w:rPr>
           <w:spacing w:val="25"/>
-        </w:rPr>
-        <w:t xml:space="preserve">  </w:t>
-      </w:r>
-      <w:r>
-        <w:t>THÁNG</w:t>
-      </w:r>
-      <w:r>
-        <w:rPr>
-          <w:spacing w:val="26"/>
+          <w:sz w:val="36"/>
+          <w:szCs w:val="36"/>
         </w:rPr>
         <w:t xml:space="preserve"> </w:t>
       </w:r>
       <w:r>
         <w:rPr>
-          <w:lang w:val="en-US"/>
-        </w:rPr>
-        <w:t>4</w:t>
-      </w:r>
-      <w:r>
-        <w:rPr>
-          <w:spacing w:val="25"/>
-        </w:rPr>
-        <w:t xml:space="preserve"> </w:t>
-      </w:r>
-      <w:r>
-        <w:t>NĂM</w:t>
-      </w:r>
-      <w:r>
-        <w:rPr>
-          <w:spacing w:val="25"/>
-        </w:rPr>
-        <w:t xml:space="preserve"> </w:t>
-      </w:r>
-      <w:r>
-        <w:rPr>
           <w:spacing w:val="-4"/>
+          <w:sz w:val="36"/>
+          <w:szCs w:val="36"/>
         </w:rPr>
         <w:t>202</w:t>
       </w:r>
       <w:r>
         <w:rPr>
           <w:spacing w:val="-4"/>
+          <w:sz w:val="36"/>
+          <w:szCs w:val="36"/>
           <w:lang w:val="en-US"/>
         </w:rPr>
         <w:t>6</w:t>
@@ -927,10 +771,13 @@
           <w:pPr>
             <w:pStyle w:val="TOC1"/>
             <w:tabs>
-              <w:tab w:val="right" w:leader="dot" w:pos="8780"/>
+              <w:tab w:val="right" w:leader="dot" w:pos="9064"/>
             </w:tabs>
             <w:rPr>
+              <w:rFonts w:asciiTheme="minorHAnsi" w:eastAsiaTheme="minorEastAsia" w:hAnsiTheme="minorHAnsi"/>
               <w:noProof/>
+              <w:sz w:val="24"/>
+              <w:szCs w:val="24"/>
             </w:rPr>
           </w:pPr>
           <w:r>
@@ -942,7 +789,7 @@
           <w:r>
             <w:fldChar w:fldCharType="separate"/>
           </w:r>
-          <w:hyperlink w:anchor="_Toc227152291" w:history="1">
+          <w:hyperlink w:anchor="_Toc227323926" w:history="1">
             <w:r>
               <w:rPr>
                 <w:rStyle w:val="Hyperlink"/>
@@ -969,7 +816,7 @@
                 <w:noProof/>
                 <w:webHidden/>
               </w:rPr>
-              <w:instrText xml:space="preserve"> PAGEREF _Toc227152291 \h </w:instrText>
+              <w:instrText xml:space="preserve"> PAGEREF _Toc227323926 \h </w:instrText>
             </w:r>
             <w:r>
               <w:rPr>
@@ -989,7 +836,7 @@
                 <w:noProof/>
                 <w:webHidden/>
               </w:rPr>
-              <w:t>2</w:t>
+              <w:t>3</w:t>
             </w:r>
             <w:r>
               <w:rPr>
@@ -1004,13 +851,16 @@
           <w:pPr>
             <w:pStyle w:val="TOC2"/>
             <w:tabs>
-              <w:tab w:val="right" w:leader="dot" w:pos="8780"/>
+              <w:tab w:val="right" w:leader="dot" w:pos="9064"/>
             </w:tabs>
             <w:rPr>
+              <w:rFonts w:asciiTheme="minorHAnsi" w:eastAsiaTheme="minorEastAsia" w:hAnsiTheme="minorHAnsi"/>
               <w:noProof/>
+              <w:sz w:val="24"/>
+              <w:szCs w:val="24"/>
             </w:rPr>
           </w:pPr>
-          <w:hyperlink w:anchor="_Toc227152292" w:history="1">
+          <w:hyperlink w:anchor="_Toc227323927" w:history="1">
             <w:r>
               <w:rPr>
                 <w:rStyle w:val="Hyperlink"/>
@@ -1037,7 +887,7 @@
                 <w:noProof/>
                 <w:webHidden/>
               </w:rPr>
-              <w:instrText xml:space="preserve"> PAGEREF _Toc227152292 \h </w:instrText>
+              <w:instrText xml:space="preserve"> PAGEREF _Toc227323927 \h </w:instrText>
             </w:r>
             <w:r>
               <w:rPr>
@@ -1057,7 +907,7 @@
                 <w:noProof/>
                 <w:webHidden/>
               </w:rPr>
-              <w:t>2</w:t>
+              <w:t>3</w:t>
             </w:r>
             <w:r>
               <w:rPr>
@@ -1072,13 +922,16 @@
           <w:pPr>
             <w:pStyle w:val="TOC2"/>
             <w:tabs>
-              <w:tab w:val="right" w:leader="dot" w:pos="8780"/>
+              <w:tab w:val="right" w:leader="dot" w:pos="9064"/>
             </w:tabs>
             <w:rPr>
+              <w:rFonts w:asciiTheme="minorHAnsi" w:eastAsiaTheme="minorEastAsia" w:hAnsiTheme="minorHAnsi"/>
               <w:noProof/>
+              <w:sz w:val="24"/>
+              <w:szCs w:val="24"/>
             </w:rPr>
           </w:pPr>
-          <w:hyperlink w:anchor="_Toc227152293" w:history="1">
+          <w:hyperlink w:anchor="_Toc227323928" w:history="1">
             <w:r>
               <w:rPr>
                 <w:rStyle w:val="Hyperlink"/>
@@ -1105,7 +958,7 @@
                 <w:noProof/>
                 <w:webHidden/>
               </w:rPr>
-              <w:instrText xml:space="preserve"> PAGEREF _Toc227152293 \h </w:instrText>
+              <w:instrText xml:space="preserve"> PAGEREF _Toc227323928 \h </w:instrText>
             </w:r>
             <w:r>
               <w:rPr>
@@ -1125,7 +978,7 @@
                 <w:noProof/>
                 <w:webHidden/>
               </w:rPr>
-              <w:t>2</w:t>
+              <w:t>3</w:t>
             </w:r>
             <w:r>
               <w:rPr>
@@ -1140,13 +993,16 @@
           <w:pPr>
             <w:pStyle w:val="TOC1"/>
             <w:tabs>
-              <w:tab w:val="right" w:leader="dot" w:pos="8780"/>
+              <w:tab w:val="right" w:leader="dot" w:pos="9064"/>
             </w:tabs>
             <w:rPr>
+              <w:rFonts w:asciiTheme="minorHAnsi" w:eastAsiaTheme="minorEastAsia" w:hAnsiTheme="minorHAnsi"/>
               <w:noProof/>
+              <w:sz w:val="24"/>
+              <w:szCs w:val="24"/>
             </w:rPr>
           </w:pPr>
-          <w:hyperlink w:anchor="_Toc227152294" w:history="1">
+          <w:hyperlink w:anchor="_Toc227323929" w:history="1">
             <w:r>
               <w:rPr>
                 <w:rStyle w:val="Hyperlink"/>
@@ -1173,7 +1029,7 @@
                 <w:noProof/>
                 <w:webHidden/>
               </w:rPr>
-              <w:instrText xml:space="preserve"> PAGEREF _Toc227152294 \h </w:instrText>
+              <w:instrText xml:space="preserve"> PAGEREF _Toc227323929 \h </w:instrText>
             </w:r>
             <w:r>
               <w:rPr>
@@ -1193,7 +1049,7 @@
                 <w:noProof/>
                 <w:webHidden/>
               </w:rPr>
-              <w:t>2</w:t>
+              <w:t>3</w:t>
             </w:r>
             <w:r>
               <w:rPr>
@@ -1208,13 +1064,16 @@
           <w:pPr>
             <w:pStyle w:val="TOC2"/>
             <w:tabs>
-              <w:tab w:val="right" w:leader="dot" w:pos="8780"/>
+              <w:tab w:val="right" w:leader="dot" w:pos="9064"/>
             </w:tabs>
             <w:rPr>
+              <w:rFonts w:asciiTheme="minorHAnsi" w:eastAsiaTheme="minorEastAsia" w:hAnsiTheme="minorHAnsi"/>
               <w:noProof/>
+              <w:sz w:val="24"/>
+              <w:szCs w:val="24"/>
             </w:rPr>
           </w:pPr>
-          <w:hyperlink w:anchor="_Toc227152295" w:history="1">
+          <w:hyperlink w:anchor="_Toc227323930" w:history="1">
             <w:r>
               <w:rPr>
                 <w:rStyle w:val="Hyperlink"/>
@@ -1241,7 +1100,7 @@
                 <w:noProof/>
                 <w:webHidden/>
               </w:rPr>
-              <w:instrText xml:space="preserve"> PAGEREF _Toc227152295 \h </w:instrText>
+              <w:instrText xml:space="preserve"> PAGEREF _Toc227323930 \h </w:instrText>
             </w:r>
             <w:r>
               <w:rPr>
@@ -1261,7 +1120,7 @@
                 <w:noProof/>
                 <w:webHidden/>
               </w:rPr>
-              <w:t>2</w:t>
+              <w:t>3</w:t>
             </w:r>
             <w:r>
               <w:rPr>
@@ -1276,13 +1135,16 @@
           <w:pPr>
             <w:pStyle w:val="TOC2"/>
             <w:tabs>
-              <w:tab w:val="right" w:leader="dot" w:pos="8780"/>
+              <w:tab w:val="right" w:leader="dot" w:pos="9064"/>
             </w:tabs>
             <w:rPr>
+              <w:rFonts w:asciiTheme="minorHAnsi" w:eastAsiaTheme="minorEastAsia" w:hAnsiTheme="minorHAnsi"/>
               <w:noProof/>
+              <w:sz w:val="24"/>
+              <w:szCs w:val="24"/>
             </w:rPr>
           </w:pPr>
-          <w:hyperlink w:anchor="_Toc227152296" w:history="1">
+          <w:hyperlink w:anchor="_Toc227323931" w:history="1">
             <w:r>
               <w:rPr>
                 <w:rStyle w:val="Hyperlink"/>
@@ -1309,7 +1171,7 @@
                 <w:noProof/>
                 <w:webHidden/>
               </w:rPr>
-              <w:instrText xml:space="preserve"> PAGEREF _Toc227152296 \h </w:instrText>
+              <w:instrText xml:space="preserve"> PAGEREF _Toc227323931 \h </w:instrText>
             </w:r>
             <w:r>
               <w:rPr>
@@ -1329,7 +1191,7 @@
                 <w:noProof/>
                 <w:webHidden/>
               </w:rPr>
-              <w:t>2</w:t>
+              <w:t>3</w:t>
             </w:r>
             <w:r>
               <w:rPr>
@@ -1344,13 +1206,16 @@
           <w:pPr>
             <w:pStyle w:val="TOC1"/>
             <w:tabs>
-              <w:tab w:val="right" w:leader="dot" w:pos="8780"/>
+              <w:tab w:val="right" w:leader="dot" w:pos="9064"/>
             </w:tabs>
             <w:rPr>
+              <w:rFonts w:asciiTheme="minorHAnsi" w:eastAsiaTheme="minorEastAsia" w:hAnsiTheme="minorHAnsi"/>
               <w:noProof/>
+              <w:sz w:val="24"/>
+              <w:szCs w:val="24"/>
             </w:rPr>
           </w:pPr>
-          <w:hyperlink w:anchor="_Toc227152297" w:history="1">
+          <w:hyperlink w:anchor="_Toc227323932" w:history="1">
             <w:r>
               <w:rPr>
                 <w:rStyle w:val="Hyperlink"/>
@@ -1377,7 +1242,7 @@
                 <w:noProof/>
                 <w:webHidden/>
               </w:rPr>
-              <w:instrText xml:space="preserve"> PAGEREF _Toc227152297 \h </w:instrText>
+              <w:instrText xml:space="preserve"> PAGEREF _Toc227323932 \h </w:instrText>
             </w:r>
             <w:r>
               <w:rPr>
@@ -1397,7 +1262,7 @@
                 <w:noProof/>
                 <w:webHidden/>
               </w:rPr>
-              <w:t>2</w:t>
+              <w:t>4</w:t>
             </w:r>
             <w:r>
               <w:rPr>
@@ -1412,13 +1277,16 @@
           <w:pPr>
             <w:pStyle w:val="TOC2"/>
             <w:tabs>
-              <w:tab w:val="right" w:leader="dot" w:pos="8780"/>
+              <w:tab w:val="right" w:leader="dot" w:pos="9064"/>
             </w:tabs>
             <w:rPr>
+              <w:rFonts w:asciiTheme="minorHAnsi" w:eastAsiaTheme="minorEastAsia" w:hAnsiTheme="minorHAnsi"/>
               <w:noProof/>
+              <w:sz w:val="24"/>
+              <w:szCs w:val="24"/>
             </w:rPr>
           </w:pPr>
-          <w:hyperlink w:anchor="_Toc227152298" w:history="1">
+          <w:hyperlink w:anchor="_Toc227323933" w:history="1">
             <w:r>
               <w:rPr>
                 <w:rStyle w:val="Hyperlink"/>
@@ -1445,7 +1313,7 @@
                 <w:noProof/>
                 <w:webHidden/>
               </w:rPr>
-              <w:instrText xml:space="preserve"> PAGEREF _Toc227152298 \h </w:instrText>
+              <w:instrText xml:space="preserve"> PAGEREF _Toc227323933 \h </w:instrText>
             </w:r>
             <w:r>
               <w:rPr>
@@ -1465,7 +1333,7 @@
                 <w:noProof/>
                 <w:webHidden/>
               </w:rPr>
-              <w:t>2</w:t>
+              <w:t>4</w:t>
             </w:r>
             <w:r>
               <w:rPr>
@@ -1480,13 +1348,16 @@
           <w:pPr>
             <w:pStyle w:val="TOC2"/>
             <w:tabs>
-              <w:tab w:val="right" w:leader="dot" w:pos="8780"/>
+              <w:tab w:val="right" w:leader="dot" w:pos="9064"/>
             </w:tabs>
             <w:rPr>
+              <w:rFonts w:asciiTheme="minorHAnsi" w:eastAsiaTheme="minorEastAsia" w:hAnsiTheme="minorHAnsi"/>
               <w:noProof/>
+              <w:sz w:val="24"/>
+              <w:szCs w:val="24"/>
             </w:rPr>
           </w:pPr>
-          <w:hyperlink w:anchor="_Toc227152299" w:history="1">
+          <w:hyperlink w:anchor="_Toc227323934" w:history="1">
             <w:r>
               <w:rPr>
                 <w:rStyle w:val="Hyperlink"/>
@@ -1513,7 +1384,7 @@
                 <w:noProof/>
                 <w:webHidden/>
               </w:rPr>
-              <w:instrText xml:space="preserve"> PAGEREF _Toc227152299 \h </w:instrText>
+              <w:instrText xml:space="preserve"> PAGEREF _Toc227323934 \h </w:instrText>
             </w:r>
             <w:r>
               <w:rPr>
@@ -1533,7 +1404,7 @@
                 <w:noProof/>
                 <w:webHidden/>
               </w:rPr>
-              <w:t>3</w:t>
+              <w:t>5</w:t>
             </w:r>
             <w:r>
               <w:rPr>
@@ -1548,13 +1419,16 @@
           <w:pPr>
             <w:pStyle w:val="TOC1"/>
             <w:tabs>
-              <w:tab w:val="right" w:leader="dot" w:pos="8780"/>
+              <w:tab w:val="right" w:leader="dot" w:pos="9064"/>
             </w:tabs>
             <w:rPr>
+              <w:rFonts w:asciiTheme="minorHAnsi" w:eastAsiaTheme="minorEastAsia" w:hAnsiTheme="minorHAnsi"/>
               <w:noProof/>
+              <w:sz w:val="24"/>
+              <w:szCs w:val="24"/>
             </w:rPr>
           </w:pPr>
-          <w:hyperlink w:anchor="_Toc227152300" w:history="1">
+          <w:hyperlink w:anchor="_Toc227323935" w:history="1">
             <w:r>
               <w:rPr>
                 <w:rStyle w:val="Hyperlink"/>
@@ -1581,7 +1455,7 @@
                 <w:noProof/>
                 <w:webHidden/>
               </w:rPr>
-              <w:instrText xml:space="preserve"> PAGEREF _Toc227152300 \h </w:instrText>
+              <w:instrText xml:space="preserve"> PAGEREF _Toc227323935 \h </w:instrText>
             </w:r>
             <w:r>
               <w:rPr>
@@ -1601,7 +1475,7 @@
                 <w:noProof/>
                 <w:webHidden/>
               </w:rPr>
-              <w:t>3</w:t>
+              <w:t>6</w:t>
             </w:r>
             <w:r>
               <w:rPr>
@@ -1616,13 +1490,16 @@
           <w:pPr>
             <w:pStyle w:val="TOC2"/>
             <w:tabs>
-              <w:tab w:val="right" w:leader="dot" w:pos="8780"/>
+              <w:tab w:val="right" w:leader="dot" w:pos="9064"/>
             </w:tabs>
             <w:rPr>
+              <w:rFonts w:asciiTheme="minorHAnsi" w:eastAsiaTheme="minorEastAsia" w:hAnsiTheme="minorHAnsi"/>
               <w:noProof/>
+              <w:sz w:val="24"/>
+              <w:szCs w:val="24"/>
             </w:rPr>
           </w:pPr>
-          <w:hyperlink w:anchor="_Toc227152301" w:history="1">
+          <w:hyperlink w:anchor="_Toc227323936" w:history="1">
             <w:r>
               <w:rPr>
                 <w:rStyle w:val="Hyperlink"/>
@@ -1649,7 +1526,7 @@
                 <w:noProof/>
                 <w:webHidden/>
               </w:rPr>
-              <w:instrText xml:space="preserve"> PAGEREF _Toc227152301 \h </w:instrText>
+              <w:instrText xml:space="preserve"> PAGEREF _Toc227323936 \h </w:instrText>
             </w:r>
             <w:r>
               <w:rPr>
@@ -1669,7 +1546,7 @@
                 <w:noProof/>
                 <w:webHidden/>
               </w:rPr>
-              <w:t>3</w:t>
+              <w:t>6</w:t>
             </w:r>
             <w:r>
               <w:rPr>
@@ -1684,13 +1561,16 @@
           <w:pPr>
             <w:pStyle w:val="TOC1"/>
             <w:tabs>
-              <w:tab w:val="right" w:leader="dot" w:pos="8780"/>
+              <w:tab w:val="right" w:leader="dot" w:pos="9064"/>
             </w:tabs>
             <w:rPr>
+              <w:rFonts w:asciiTheme="minorHAnsi" w:eastAsiaTheme="minorEastAsia" w:hAnsiTheme="minorHAnsi"/>
               <w:noProof/>
+              <w:sz w:val="24"/>
+              <w:szCs w:val="24"/>
             </w:rPr>
           </w:pPr>
-          <w:hyperlink w:anchor="_Toc227152302" w:history="1">
+          <w:hyperlink w:anchor="_Toc227323937" w:history="1">
             <w:r>
               <w:rPr>
                 <w:rStyle w:val="Hyperlink"/>
@@ -1717,7 +1597,7 @@
                 <w:noProof/>
                 <w:webHidden/>
               </w:rPr>
-              <w:instrText xml:space="preserve"> PAGEREF _Toc227152302 \h </w:instrText>
+              <w:instrText xml:space="preserve"> PAGEREF _Toc227323937 \h </w:instrText>
             </w:r>
             <w:r>
               <w:rPr>
@@ -1737,7 +1617,7 @@
                 <w:noProof/>
                 <w:webHidden/>
               </w:rPr>
-              <w:t>3</w:t>
+              <w:t>7</w:t>
             </w:r>
             <w:r>
               <w:rPr>
@@ -1752,13 +1632,16 @@
           <w:pPr>
             <w:pStyle w:val="TOC2"/>
             <w:tabs>
-              <w:tab w:val="right" w:leader="dot" w:pos="8780"/>
+              <w:tab w:val="right" w:leader="dot" w:pos="9064"/>
             </w:tabs>
             <w:rPr>
+              <w:rFonts w:asciiTheme="minorHAnsi" w:eastAsiaTheme="minorEastAsia" w:hAnsiTheme="minorHAnsi"/>
               <w:noProof/>
+              <w:sz w:val="24"/>
+              <w:szCs w:val="24"/>
             </w:rPr>
           </w:pPr>
-          <w:hyperlink w:anchor="_Toc227152303" w:history="1">
+          <w:hyperlink w:anchor="_Toc227323938" w:history="1">
             <w:r>
               <w:rPr>
                 <w:rStyle w:val="Hyperlink"/>
@@ -1785,7 +1668,7 @@
                 <w:noProof/>
                 <w:webHidden/>
               </w:rPr>
-              <w:instrText xml:space="preserve"> PAGEREF _Toc227152303 \h </w:instrText>
+              <w:instrText xml:space="preserve"> PAGEREF _Toc227323938 \h </w:instrText>
             </w:r>
             <w:r>
               <w:rPr>
@@ -1805,7 +1688,7 @@
                 <w:noProof/>
                 <w:webHidden/>
               </w:rPr>
-              <w:t>3</w:t>
+              <w:t>8</w:t>
             </w:r>
             <w:r>
               <w:rPr>
@@ -1820,13 +1703,16 @@
           <w:pPr>
             <w:pStyle w:val="TOC2"/>
             <w:tabs>
-              <w:tab w:val="right" w:leader="dot" w:pos="8780"/>
+              <w:tab w:val="right" w:leader="dot" w:pos="9064"/>
             </w:tabs>
             <w:rPr>
+              <w:rFonts w:asciiTheme="minorHAnsi" w:eastAsiaTheme="minorEastAsia" w:hAnsiTheme="minorHAnsi"/>
               <w:noProof/>
+              <w:sz w:val="24"/>
+              <w:szCs w:val="24"/>
             </w:rPr>
           </w:pPr>
-          <w:hyperlink w:anchor="_Toc227152304" w:history="1">
+          <w:hyperlink w:anchor="_Toc227323939" w:history="1">
             <w:r>
               <w:rPr>
                 <w:rStyle w:val="Hyperlink"/>
@@ -1853,7 +1739,7 @@
                 <w:noProof/>
                 <w:webHidden/>
               </w:rPr>
-              <w:instrText xml:space="preserve"> PAGEREF _Toc227152304 \h </w:instrText>
+              <w:instrText xml:space="preserve"> PAGEREF _Toc227323939 \h </w:instrText>
             </w:r>
             <w:r>
               <w:rPr>
@@ -1873,7 +1759,7 @@
                 <w:noProof/>
                 <w:webHidden/>
               </w:rPr>
-              <w:t>3</w:t>
+              <w:t>8</w:t>
             </w:r>
             <w:r>
               <w:rPr>
@@ -1888,13 +1774,16 @@
           <w:pPr>
             <w:pStyle w:val="TOC2"/>
             <w:tabs>
-              <w:tab w:val="right" w:leader="dot" w:pos="8780"/>
+              <w:tab w:val="right" w:leader="dot" w:pos="9064"/>
             </w:tabs>
             <w:rPr>
+              <w:rFonts w:asciiTheme="minorHAnsi" w:eastAsiaTheme="minorEastAsia" w:hAnsiTheme="minorHAnsi"/>
               <w:noProof/>
+              <w:sz w:val="24"/>
+              <w:szCs w:val="24"/>
             </w:rPr>
           </w:pPr>
-          <w:hyperlink w:anchor="_Toc227152305" w:history="1">
+          <w:hyperlink w:anchor="_Toc227323940" w:history="1">
             <w:r>
               <w:rPr>
                 <w:rStyle w:val="Hyperlink"/>
@@ -1921,7 +1810,7 @@
                 <w:noProof/>
                 <w:webHidden/>
               </w:rPr>
-              <w:instrText xml:space="preserve"> PAGEREF _Toc227152305 \h </w:instrText>
+              <w:instrText xml:space="preserve"> PAGEREF _Toc227323940 \h </w:instrText>
             </w:r>
             <w:r>
               <w:rPr>
@@ -1941,7 +1830,7 @@
                 <w:noProof/>
                 <w:webHidden/>
               </w:rPr>
-              <w:t>4</w:t>
+              <w:t>9</w:t>
             </w:r>
             <w:r>
               <w:rPr>
@@ -1956,13 +1845,16 @@
           <w:pPr>
             <w:pStyle w:val="TOC2"/>
             <w:tabs>
-              <w:tab w:val="right" w:leader="dot" w:pos="8780"/>
+              <w:tab w:val="right" w:leader="dot" w:pos="9064"/>
             </w:tabs>
             <w:rPr>
+              <w:rFonts w:asciiTheme="minorHAnsi" w:eastAsiaTheme="minorEastAsia" w:hAnsiTheme="minorHAnsi"/>
               <w:noProof/>
+              <w:sz w:val="24"/>
+              <w:szCs w:val="24"/>
             </w:rPr>
           </w:pPr>
-          <w:hyperlink w:anchor="_Toc227152306" w:history="1">
+          <w:hyperlink w:anchor="_Toc227323941" w:history="1">
             <w:r>
               <w:rPr>
                 <w:rStyle w:val="Hyperlink"/>
@@ -1989,7 +1881,7 @@
                 <w:noProof/>
                 <w:webHidden/>
               </w:rPr>
-              <w:instrText xml:space="preserve"> PAGEREF _Toc227152306 \h </w:instrText>
+              <w:instrText xml:space="preserve"> PAGEREF _Toc227323941 \h </w:instrText>
             </w:r>
             <w:r>
               <w:rPr>
@@ -2009,7 +1901,7 @@
                 <w:noProof/>
                 <w:webHidden/>
               </w:rPr>
-              <w:t>4</w:t>
+              <w:t>9</w:t>
             </w:r>
             <w:r>
               <w:rPr>
@@ -2024,19 +1916,22 @@
           <w:pPr>
             <w:pStyle w:val="TOC1"/>
             <w:tabs>
-              <w:tab w:val="right" w:leader="dot" w:pos="8780"/>
+              <w:tab w:val="right" w:leader="dot" w:pos="9064"/>
             </w:tabs>
             <w:rPr>
+              <w:rFonts w:asciiTheme="minorHAnsi" w:eastAsiaTheme="minorEastAsia" w:hAnsiTheme="minorHAnsi"/>
               <w:noProof/>
+              <w:sz w:val="24"/>
+              <w:szCs w:val="24"/>
             </w:rPr>
           </w:pPr>
-          <w:hyperlink w:anchor="_Toc227152307" w:history="1">
+          <w:hyperlink w:anchor="_Toc227323942" w:history="1">
             <w:r>
               <w:rPr>
                 <w:rStyle w:val="Hyperlink"/>
                 <w:noProof/>
               </w:rPr>
-              <w:t>6. YÊU CẦU PHI CHỨC NĂNG</w:t>
+              <w:t>6. THIẾT KẾ GIAO DIỆN</w:t>
             </w:r>
             <w:r>
               <w:rPr>
@@ -2057,7 +1952,7 @@
                 <w:noProof/>
                 <w:webHidden/>
               </w:rPr>
-              <w:instrText xml:space="preserve"> PAGEREF _Toc227152307 \h </w:instrText>
+              <w:instrText xml:space="preserve"> PAGEREF _Toc227323942 \h </w:instrText>
             </w:r>
             <w:r>
               <w:rPr>
@@ -2077,7 +1972,291 @@
                 <w:noProof/>
                 <w:webHidden/>
               </w:rPr>
-              <w:t>4</w:t>
+              <w:t>10</w:t>
+            </w:r>
+            <w:r>
+              <w:rPr>
+                <w:noProof/>
+                <w:webHidden/>
+              </w:rPr>
+              <w:fldChar w:fldCharType="end"/>
+            </w:r>
+          </w:hyperlink>
+        </w:p>
+        <w:p>
+          <w:pPr>
+            <w:pStyle w:val="TOC2"/>
+            <w:tabs>
+              <w:tab w:val="right" w:leader="dot" w:pos="9064"/>
+            </w:tabs>
+            <w:rPr>
+              <w:rFonts w:asciiTheme="minorHAnsi" w:eastAsiaTheme="minorEastAsia" w:hAnsiTheme="minorHAnsi"/>
+              <w:noProof/>
+              <w:sz w:val="24"/>
+              <w:szCs w:val="24"/>
+            </w:rPr>
+          </w:pPr>
+          <w:hyperlink w:anchor="_Toc227323943" w:history="1">
+            <w:r>
+              <w:rPr>
+                <w:rStyle w:val="Hyperlink"/>
+                <w:noProof/>
+              </w:rPr>
+              <w:t>6.1 Trang chủ</w:t>
+            </w:r>
+            <w:r>
+              <w:rPr>
+                <w:noProof/>
+                <w:webHidden/>
+              </w:rPr>
+              <w:tab/>
+            </w:r>
+            <w:r>
+              <w:rPr>
+                <w:noProof/>
+                <w:webHidden/>
+              </w:rPr>
+              <w:fldChar w:fldCharType="begin"/>
+            </w:r>
+            <w:r>
+              <w:rPr>
+                <w:noProof/>
+                <w:webHidden/>
+              </w:rPr>
+              <w:instrText xml:space="preserve"> PAGEREF _Toc227323943 \h </w:instrText>
+            </w:r>
+            <w:r>
+              <w:rPr>
+                <w:noProof/>
+                <w:webHidden/>
+              </w:rPr>
+            </w:r>
+            <w:r>
+              <w:rPr>
+                <w:noProof/>
+                <w:webHidden/>
+              </w:rPr>
+              <w:fldChar w:fldCharType="separate"/>
+            </w:r>
+            <w:r>
+              <w:rPr>
+                <w:noProof/>
+                <w:webHidden/>
+              </w:rPr>
+              <w:t>10</w:t>
+            </w:r>
+            <w:r>
+              <w:rPr>
+                <w:noProof/>
+                <w:webHidden/>
+              </w:rPr>
+              <w:fldChar w:fldCharType="end"/>
+            </w:r>
+          </w:hyperlink>
+        </w:p>
+        <w:p>
+          <w:pPr>
+            <w:pStyle w:val="TOC2"/>
+            <w:tabs>
+              <w:tab w:val="right" w:leader="dot" w:pos="9064"/>
+            </w:tabs>
+            <w:rPr>
+              <w:rFonts w:asciiTheme="minorHAnsi" w:eastAsiaTheme="minorEastAsia" w:hAnsiTheme="minorHAnsi"/>
+              <w:noProof/>
+              <w:sz w:val="24"/>
+              <w:szCs w:val="24"/>
+            </w:rPr>
+          </w:pPr>
+          <w:hyperlink w:anchor="_Toc227323944" w:history="1">
+            <w:r>
+              <w:rPr>
+                <w:rStyle w:val="Hyperlink"/>
+                <w:noProof/>
+              </w:rPr>
+              <w:t>6.3 Giỏ hàng</w:t>
+            </w:r>
+            <w:r>
+              <w:rPr>
+                <w:noProof/>
+                <w:webHidden/>
+              </w:rPr>
+              <w:tab/>
+            </w:r>
+            <w:r>
+              <w:rPr>
+                <w:noProof/>
+                <w:webHidden/>
+              </w:rPr>
+              <w:fldChar w:fldCharType="begin"/>
+            </w:r>
+            <w:r>
+              <w:rPr>
+                <w:noProof/>
+                <w:webHidden/>
+              </w:rPr>
+              <w:instrText xml:space="preserve"> PAGEREF _Toc227323944 \h </w:instrText>
+            </w:r>
+            <w:r>
+              <w:rPr>
+                <w:noProof/>
+                <w:webHidden/>
+              </w:rPr>
+            </w:r>
+            <w:r>
+              <w:rPr>
+                <w:noProof/>
+                <w:webHidden/>
+              </w:rPr>
+              <w:fldChar w:fldCharType="separate"/>
+            </w:r>
+            <w:r>
+              <w:rPr>
+                <w:noProof/>
+                <w:webHidden/>
+              </w:rPr>
+              <w:t>10</w:t>
+            </w:r>
+            <w:r>
+              <w:rPr>
+                <w:noProof/>
+                <w:webHidden/>
+              </w:rPr>
+              <w:fldChar w:fldCharType="end"/>
+            </w:r>
+          </w:hyperlink>
+        </w:p>
+        <w:p>
+          <w:pPr>
+            <w:pStyle w:val="TOC2"/>
+            <w:tabs>
+              <w:tab w:val="right" w:leader="dot" w:pos="9064"/>
+            </w:tabs>
+            <w:rPr>
+              <w:rFonts w:asciiTheme="minorHAnsi" w:eastAsiaTheme="minorEastAsia" w:hAnsiTheme="minorHAnsi"/>
+              <w:noProof/>
+              <w:sz w:val="24"/>
+              <w:szCs w:val="24"/>
+            </w:rPr>
+          </w:pPr>
+          <w:hyperlink w:anchor="_Toc227323945" w:history="1">
+            <w:r>
+              <w:rPr>
+                <w:rStyle w:val="Hyperlink"/>
+                <w:noProof/>
+              </w:rPr>
+              <w:t>6.4 Đăng nhập</w:t>
+            </w:r>
+            <w:r>
+              <w:rPr>
+                <w:noProof/>
+                <w:webHidden/>
+              </w:rPr>
+              <w:tab/>
+            </w:r>
+            <w:r>
+              <w:rPr>
+                <w:noProof/>
+                <w:webHidden/>
+              </w:rPr>
+              <w:fldChar w:fldCharType="begin"/>
+            </w:r>
+            <w:r>
+              <w:rPr>
+                <w:noProof/>
+                <w:webHidden/>
+              </w:rPr>
+              <w:instrText xml:space="preserve"> PAGEREF _Toc227323945 \h </w:instrText>
+            </w:r>
+            <w:r>
+              <w:rPr>
+                <w:noProof/>
+                <w:webHidden/>
+              </w:rPr>
+            </w:r>
+            <w:r>
+              <w:rPr>
+                <w:noProof/>
+                <w:webHidden/>
+              </w:rPr>
+              <w:fldChar w:fldCharType="separate"/>
+            </w:r>
+            <w:r>
+              <w:rPr>
+                <w:noProof/>
+                <w:webHidden/>
+              </w:rPr>
+              <w:t>10</w:t>
+            </w:r>
+            <w:r>
+              <w:rPr>
+                <w:noProof/>
+                <w:webHidden/>
+              </w:rPr>
+              <w:fldChar w:fldCharType="end"/>
+            </w:r>
+          </w:hyperlink>
+        </w:p>
+        <w:p>
+          <w:pPr>
+            <w:pStyle w:val="TOC2"/>
+            <w:tabs>
+              <w:tab w:val="right" w:leader="dot" w:pos="9064"/>
+            </w:tabs>
+            <w:rPr>
+              <w:rFonts w:asciiTheme="minorHAnsi" w:eastAsiaTheme="minorEastAsia" w:hAnsiTheme="minorHAnsi"/>
+              <w:noProof/>
+              <w:sz w:val="24"/>
+              <w:szCs w:val="24"/>
+            </w:rPr>
+          </w:pPr>
+          <w:hyperlink w:anchor="_Toc227323946" w:history="1">
+            <w:r>
+              <w:rPr>
+                <w:rStyle w:val="Hyperlink"/>
+                <w:noProof/>
+              </w:rPr>
+              <w:t>6.5 Trang quản trị</w:t>
+            </w:r>
+            <w:r>
+              <w:rPr>
+                <w:noProof/>
+                <w:webHidden/>
+              </w:rPr>
+              <w:tab/>
+            </w:r>
+            <w:r>
+              <w:rPr>
+                <w:noProof/>
+                <w:webHidden/>
+              </w:rPr>
+              <w:fldChar w:fldCharType="begin"/>
+            </w:r>
+            <w:r>
+              <w:rPr>
+                <w:noProof/>
+                <w:webHidden/>
+              </w:rPr>
+              <w:instrText xml:space="preserve"> PAGEREF _Toc227323946 \h </w:instrText>
+            </w:r>
+            <w:r>
+              <w:rPr>
+                <w:noProof/>
+                <w:webHidden/>
+              </w:rPr>
+            </w:r>
+            <w:r>
+              <w:rPr>
+                <w:noProof/>
+                <w:webHidden/>
+              </w:rPr>
+              <w:fldChar w:fldCharType="separate"/>
+            </w:r>
+            <w:r>
+              <w:rPr>
+                <w:noProof/>
+                <w:webHidden/>
+              </w:rPr>
+              <w:t>10</w:t>
             </w:r>
             <w:r>
               <w:rPr>
@@ -2092,19 +2271,22 @@
           <w:pPr>
             <w:pStyle w:val="TOC1"/>
             <w:tabs>
-              <w:tab w:val="right" w:leader="dot" w:pos="8780"/>
+              <w:tab w:val="right" w:leader="dot" w:pos="9064"/>
             </w:tabs>
             <w:rPr>
+              <w:rFonts w:asciiTheme="minorHAnsi" w:eastAsiaTheme="minorEastAsia" w:hAnsiTheme="minorHAnsi"/>
               <w:noProof/>
+              <w:sz w:val="24"/>
+              <w:szCs w:val="24"/>
             </w:rPr>
           </w:pPr>
-          <w:hyperlink w:anchor="_Toc227152308" w:history="1">
+          <w:hyperlink w:anchor="_Toc227323947" w:history="1">
             <w:r>
               <w:rPr>
                 <w:rStyle w:val="Hyperlink"/>
                 <w:noProof/>
               </w:rPr>
-              <w:t>7. KIỂM THỬ</w:t>
+              <w:t>7. YÊU CẦU PHI CHỨC NĂNG</w:t>
             </w:r>
             <w:r>
               <w:rPr>
@@ -2125,7 +2307,7 @@
                 <w:noProof/>
                 <w:webHidden/>
               </w:rPr>
-              <w:instrText xml:space="preserve"> PAGEREF _Toc227152308 \h </w:instrText>
+              <w:instrText xml:space="preserve"> PAGEREF _Toc227323947 \h </w:instrText>
             </w:r>
             <w:r>
               <w:rPr>
@@ -2145,7 +2327,7 @@
                 <w:noProof/>
                 <w:webHidden/>
               </w:rPr>
-              <w:t>4</w:t>
+              <w:t>10</w:t>
             </w:r>
             <w:r>
               <w:rPr>
@@ -2160,19 +2342,22 @@
           <w:pPr>
             <w:pStyle w:val="TOC1"/>
             <w:tabs>
-              <w:tab w:val="right" w:leader="dot" w:pos="8780"/>
+              <w:tab w:val="right" w:leader="dot" w:pos="9064"/>
             </w:tabs>
             <w:rPr>
+              <w:rFonts w:asciiTheme="minorHAnsi" w:eastAsiaTheme="minorEastAsia" w:hAnsiTheme="minorHAnsi"/>
               <w:noProof/>
+              <w:sz w:val="24"/>
+              <w:szCs w:val="24"/>
             </w:rPr>
           </w:pPr>
-          <w:hyperlink w:anchor="_Toc227152309" w:history="1">
+          <w:hyperlink w:anchor="_Toc227323948" w:history="1">
             <w:r>
               <w:rPr>
                 <w:rStyle w:val="Hyperlink"/>
                 <w:noProof/>
               </w:rPr>
-              <w:t>8. KẾT LUẬN</w:t>
+              <w:t>8. KIỂM THỬ</w:t>
             </w:r>
             <w:r>
               <w:rPr>
@@ -2193,7 +2378,7 @@
                 <w:noProof/>
                 <w:webHidden/>
               </w:rPr>
-              <w:instrText xml:space="preserve"> PAGEREF _Toc227152309 \h </w:instrText>
+              <w:instrText xml:space="preserve"> PAGEREF _Toc227323948 \h </w:instrText>
             </w:r>
             <w:r>
               <w:rPr>
@@ -2213,7 +2398,78 @@
                 <w:noProof/>
                 <w:webHidden/>
               </w:rPr>
-              <w:t>4</w:t>
+              <w:t>11</w:t>
+            </w:r>
+            <w:r>
+              <w:rPr>
+                <w:noProof/>
+                <w:webHidden/>
+              </w:rPr>
+              <w:fldChar w:fldCharType="end"/>
+            </w:r>
+          </w:hyperlink>
+        </w:p>
+        <w:p>
+          <w:pPr>
+            <w:pStyle w:val="TOC1"/>
+            <w:tabs>
+              <w:tab w:val="right" w:leader="dot" w:pos="9064"/>
+            </w:tabs>
+            <w:rPr>
+              <w:rFonts w:asciiTheme="minorHAnsi" w:eastAsiaTheme="minorEastAsia" w:hAnsiTheme="minorHAnsi"/>
+              <w:noProof/>
+              <w:sz w:val="24"/>
+              <w:szCs w:val="24"/>
+            </w:rPr>
+          </w:pPr>
+          <w:hyperlink w:anchor="_Toc227323949" w:history="1">
+            <w:r>
+              <w:rPr>
+                <w:rStyle w:val="Hyperlink"/>
+                <w:noProof/>
+              </w:rPr>
+              <w:t>9. KẾT LUẬN</w:t>
+            </w:r>
+            <w:r>
+              <w:rPr>
+                <w:noProof/>
+                <w:webHidden/>
+              </w:rPr>
+              <w:tab/>
+            </w:r>
+            <w:r>
+              <w:rPr>
+                <w:noProof/>
+                <w:webHidden/>
+              </w:rPr>
+              <w:fldChar w:fldCharType="begin"/>
+            </w:r>
+            <w:r>
+              <w:rPr>
+                <w:noProof/>
+                <w:webHidden/>
+              </w:rPr>
+              <w:instrText xml:space="preserve"> PAGEREF _Toc227323949 \h </w:instrText>
+            </w:r>
+            <w:r>
+              <w:rPr>
+                <w:noProof/>
+                <w:webHidden/>
+              </w:rPr>
+            </w:r>
+            <w:r>
+              <w:rPr>
+                <w:noProof/>
+                <w:webHidden/>
+              </w:rPr>
+              <w:fldChar w:fldCharType="separate"/>
+            </w:r>
+            <w:r>
+              <w:rPr>
+                <w:noProof/>
+                <w:webHidden/>
+              </w:rPr>
+              <w:t>11</w:t>
             </w:r>
             <w:r>
               <w:rPr>
@@ -2280,9 +2536,8 @@
       <w:pPr>
         <w:pStyle w:val="Heading1"/>
       </w:pPr>
-      <w:bookmarkStart w:id="0" w:name="_Toc227152291"/>
-      <w:r>
-        <w:lastRenderedPageBreak/>
+      <w:bookmarkStart w:id="0" w:name="_Toc227323926"/>
+      <w:r>
         <w:t>1. GIỚI THIỆU</w:t>
       </w:r>
       <w:bookmarkEnd w:id="0"/>
@@ -2291,7 +2546,7 @@
       <w:pPr>
         <w:pStyle w:val="Heading2"/>
       </w:pPr>
-      <w:bookmarkStart w:id="1" w:name="_Toc227152292"/>
+      <w:bookmarkStart w:id="1" w:name="_Toc227323927"/>
       <w:r>
         <w:t>1.1 Mục đích</w:t>
       </w:r>
@@ -2299,14 +2554,14 @@
     </w:p>
     <w:p>
       <w:r>
-        <w:t>Tài liệu mô tả các yêu cầu của hệ thống bán sách trực tuyến đơn giản, phục vụ cho việc phát triển và kiểm thử hệ thống.</w:t>
+        <w:t>Tài liệu này mô tả các yêu cầu chức năng và phi chức năng của hệ thống bán sách trực tuyến đơn giản, nhằm phục vụ cho quá trình phân tích, thiết kế, phát triển và kiểm thử hệ thống.</w:t>
       </w:r>
     </w:p>
     <w:p>
       <w:pPr>
         <w:pStyle w:val="Heading2"/>
       </w:pPr>
-      <w:bookmarkStart w:id="2" w:name="_Toc227152293"/>
+      <w:bookmarkStart w:id="2" w:name="_Toc227323928"/>
       <w:r>
         <w:t>1.2 Phạm vi</w:t>
       </w:r>
@@ -2314,114 +2569,19 @@
     </w:p>
     <w:p>
       <w:r>
-        <w:t>Hệ thống cho phép:</w:t>
-      </w:r>
-    </w:p>
-    <w:p>
-      <w:pPr>
-        <w:numPr>
-          <w:ilvl w:val="0"/>
-          <w:numId w:val="1"/>
-        </w:numPr>
-      </w:pPr>
-      <w:r>
-        <w:t>Người dùng xem và mua sách</w:t>
-      </w:r>
-    </w:p>
-    <w:p>
-      <w:pPr>
-        <w:numPr>
-          <w:ilvl w:val="0"/>
-          <w:numId w:val="1"/>
-        </w:numPr>
-      </w:pPr>
-      <w:r>
-        <w:t>Quản lý giỏ hàng</w:t>
-      </w:r>
-    </w:p>
-    <w:p>
-      <w:pPr>
-        <w:numPr>
-          <w:ilvl w:val="0"/>
-          <w:numId w:val="1"/>
-        </w:numPr>
-      </w:pPr>
-      <w:r>
-        <w:t>Admin quản lý sách</w:t>
+        <w:t>Hệ thống bán sách trực tuyến đơn giản cho phép người dùng thực hiện các chức năng cơ bản như xem danh sách sách, thêm vào giỏ hàng và đặt hàng.</w:t>
+      </w:r>
+      <w:r>
+        <w:br/>
+      </w:r>
+      <w:r>
+        <w:br/>
+        <w:t>Ngoài ra, hệ thống cung cấp các chức năng quản trị cho admin như quản lý sách và theo dõi đơn hàng.</w:t>
       </w:r>
     </w:p>
     <w:p>
       <w:r>
         <w:pict w14:anchorId="5C510030">
-          <v:rect id="_x0000_i1025" style="width:0;height:1.5pt" o:hralign="center" o:hrstd="t" o:hr="t" fillcolor="#a0a0a0" stroked="f"/>
-        </w:pict>
-      </w:r>
-    </w:p>
-    <w:p>
-      <w:pPr>
-        <w:pStyle w:val="Heading1"/>
-      </w:pPr>
-      <w:bookmarkStart w:id="3" w:name="_Toc227152294"/>
-      <w:r>
-        <w:t>2. TỔNG QUAN HỆ THỐNG</w:t>
-      </w:r>
-      <w:bookmarkEnd w:id="3"/>
-    </w:p>
-    <w:p>
-      <w:pPr>
-        <w:pStyle w:val="Heading2"/>
-      </w:pPr>
-      <w:bookmarkStart w:id="4" w:name="_Toc227152295"/>
-      <w:r>
-        <w:t>2.1 Đối tượng sử dụng</w:t>
-      </w:r>
-      <w:bookmarkEnd w:id="4"/>
-    </w:p>
-    <w:p>
-      <w:pPr>
-        <w:numPr>
-          <w:ilvl w:val="0"/>
-          <w:numId w:val="2"/>
-        </w:numPr>
-      </w:pPr>
-      <w:r>
-        <w:t>User: mua sách</w:t>
-      </w:r>
-    </w:p>
-    <w:p>
-      <w:pPr>
-        <w:numPr>
-          <w:ilvl w:val="0"/>
-          <w:numId w:val="2"/>
-        </w:numPr>
-      </w:pPr>
-      <w:r>
-        <w:t>Admin: quản lý sách</w:t>
-      </w:r>
-    </w:p>
-    <w:p>
-      <w:pPr>
-        <w:pStyle w:val="Heading2"/>
-      </w:pPr>
-      <w:bookmarkStart w:id="5" w:name="_Toc227152296"/>
-      <w:r>
-        <w:t>2.2 Mô hình hệ thống</w:t>
-      </w:r>
-      <w:bookmarkEnd w:id="5"/>
-    </w:p>
-    <w:p>
-      <w:r>
-        <w:t>Hệ thống hoạt động theo mô hình Client – Server:</w:t>
-      </w:r>
-    </w:p>
-    <w:p>
-      <w:r>
-        <w:t>Client → Server → Database</w:t>
-      </w:r>
-    </w:p>
-    <w:p>
-      <w:r>
-        <w:pict w14:anchorId="2A812308">
           <v:rect id="_x0000_i1026" style="width:0;height:1.5pt" o:hralign="center" o:hrstd="t" o:hr="t" fillcolor="#a0a0a0" stroked="f"/>
         </w:pict>
       </w:r>
@@ -2430,8 +2590,100 @@
       <w:pPr>
         <w:pStyle w:val="Heading1"/>
       </w:pPr>
-      <w:bookmarkStart w:id="6" w:name="_Toc227152297"/>
-      <w:r>
+      <w:bookmarkStart w:id="3" w:name="_Toc227323929"/>
+      <w:r>
+        <w:t>2. TỔNG QUAN HỆ THỐNG</w:t>
+      </w:r>
+      <w:bookmarkEnd w:id="3"/>
+    </w:p>
+    <w:p>
+      <w:pPr>
+        <w:pStyle w:val="Heading2"/>
+      </w:pPr>
+      <w:bookmarkStart w:id="4" w:name="_Toc227323930"/>
+      <w:r>
+        <w:t>2.1 Đối tượng sử dụng</w:t>
+      </w:r>
+      <w:bookmarkEnd w:id="4"/>
+    </w:p>
+    <w:p>
+      <w:r>
+        <w:t>Hệ thống có hai đối tượng sử dụng chính:</w:t>
+      </w:r>
+      <w:r>
+        <w:br/>
+      </w:r>
+      <w:r>
+        <w:br/>
+        <w:t xml:space="preserve">• User: Là người sử dụng hệ thống để xem sách, thêm vào giỏ hàng và thực hiện mua sách. </w:t>
+      </w:r>
+      <w:r>
+        <w:br/>
+      </w:r>
+      <w:r>
+        <w:br/>
+        <w:t>• Admin: Là người quản trị hệ thống, có quyền quản lý sách và theo dõi các đơn hàng.</w:t>
+      </w:r>
+    </w:p>
+    <w:p>
+      <w:pPr>
+        <w:pStyle w:val="Heading2"/>
+      </w:pPr>
+      <w:bookmarkStart w:id="5" w:name="_Toc227323931"/>
+      <w:r>
+        <w:t>2.2 Mô hình hệ thống</w:t>
+      </w:r>
+      <w:bookmarkEnd w:id="5"/>
+    </w:p>
+    <w:p>
+      <w:r>
+        <w:t>Hệ thống được xây dựng theo mô hình Client – Server.</w:t>
+      </w:r>
+      <w:r>
+        <w:br/>
+      </w:r>
+      <w:r>
+        <w:br/>
+        <w:t>Trong đó:</w:t>
+      </w:r>
+      <w:r>
+        <w:br/>
+        <w:t xml:space="preserve">- Client (trình duyệt web) là nơi người dùng tương tác với hệ thống. </w:t>
+      </w:r>
+      <w:r>
+        <w:br/>
+        <w:t xml:space="preserve">- Server xử lý các yêu cầu từ người dùng và thực hiện các chức năng của hệ thống. </w:t>
+      </w:r>
+      <w:r>
+        <w:br/>
+        <w:t>- Database lưu trữ dữ liệu như thông tin người dùng, sách và đơn hàng.</w:t>
+      </w:r>
+      <w:r>
+        <w:br/>
+      </w:r>
+      <w:r>
+        <w:br/>
+        <w:t>Luồng xử lý dữ liệu:</w:t>
+      </w:r>
+      <w:r>
+        <w:br/>
+        <w:t>Client → Server → Database</w:t>
+      </w:r>
+    </w:p>
+    <w:p>
+      <w:r>
+        <w:pict w14:anchorId="2A812308">
+          <v:rect id="_x0000_i1027" style="width:0;height:1.5pt" o:hralign="center" o:hrstd="t" o:hr="t" fillcolor="#a0a0a0" stroked="f"/>
+        </w:pict>
+      </w:r>
+    </w:p>
+    <w:p>
+      <w:pPr>
+        <w:pStyle w:val="Heading1"/>
+      </w:pPr>
+      <w:bookmarkStart w:id="6" w:name="_Toc227323932"/>
+      <w:r>
+        <w:lastRenderedPageBreak/>
         <w:t>3. CHỨC NĂNG HỆ THỐNG</w:t>
       </w:r>
       <w:bookmarkEnd w:id="6"/>
@@ -2445,7 +2697,7 @@
       <w:pPr>
         <w:pStyle w:val="Heading2"/>
       </w:pPr>
-      <w:bookmarkStart w:id="7" w:name="_Toc227152298"/>
+      <w:bookmarkStart w:id="7" w:name="_Toc227323933"/>
       <w:r>
         <w:t>3.1 Người dùng</w:t>
       </w:r>
@@ -2470,61 +2722,58 @@
         <w:br/>
       </w:r>
       <w:r>
+        <w:br/>
+        <w:t xml:space="preserve">• Xem chi tiết sách </w:t>
+      </w:r>
+      <w:r>
+        <w:br/>
+        <w:t>Người dùng có thể xem thông tin chi tiết của từng cuốn sách bao gồm tên, giá và mô tả.</w:t>
+      </w:r>
+      <w:r>
+        <w:br/>
+      </w:r>
+      <w:r>
+        <w:br/>
+        <w:t xml:space="preserve">• Thêm vào giỏ hàng </w:t>
+      </w:r>
+      <w:r>
+        <w:br/>
+        <w:t>Người dùng có thể thêm sách vào giỏ hàng để chuẩn bị mua.</w:t>
+      </w:r>
+      <w:r>
+        <w:br/>
+      </w:r>
+      <w:r>
+        <w:br/>
+        <w:t xml:space="preserve">• Đặt hàng </w:t>
+      </w:r>
+      <w:r>
+        <w:br/>
+        <w:t>Người dùng thực hiện đặt hàng các sản phẩm có trong giỏ hàng.</w:t>
+      </w:r>
+      <w:r>
+        <w:br/>
+      </w:r>
+      <w:r>
+        <w:br/>
+        <w:t xml:space="preserve">• Đăng nhập / đăng ký </w:t>
+      </w:r>
+      <w:r>
+        <w:br/>
+        <w:t>Người dùng có thể tạo tài khoản mới hoặc đăng nhập để sử dụng các chức năng mua hàng.</w:t>
+      </w:r>
+    </w:p>
+    <w:p/>
+    <w:p>
+      <w:r>
+        <w:rPr>
+          <w:noProof/>
+        </w:rPr>
         <w:lastRenderedPageBreak/>
-        <w:br/>
-        <w:t xml:space="preserve">• Xem chi tiết sách </w:t>
-      </w:r>
-      <w:r>
-        <w:br/>
-        <w:t>Người dùng có thể xem thông tin chi tiết của từng cuốn sách bao gồm tên, giá và mô tả.</w:t>
-      </w:r>
-      <w:r>
-        <w:br/>
-      </w:r>
-      <w:r>
-        <w:br/>
-        <w:t xml:space="preserve">• Thêm vào giỏ hàng </w:t>
-      </w:r>
-      <w:r>
-        <w:br/>
-        <w:t>Người dùng có thể thêm sách vào giỏ hàng để chuẩn bị mua.</w:t>
-      </w:r>
-      <w:r>
-        <w:br/>
-      </w:r>
-      <w:r>
-        <w:br/>
-        <w:t xml:space="preserve">• Đặt hàng </w:t>
-      </w:r>
-      <w:r>
-        <w:br/>
-        <w:t>Người dùng thực hiện đặt hàng các sản phẩm có trong giỏ hàng.</w:t>
-      </w:r>
-      <w:r>
-        <w:br/>
-      </w:r>
-      <w:r>
-        <w:br/>
-        <w:t xml:space="preserve">• Đăng nhập / đăng ký </w:t>
-      </w:r>
-      <w:r>
-        <w:br/>
-        <w:t>Người dùng có thể tạo tài khoản mới hoặc đăng nhập để sử dụng các chức năng mua hàng.</w:t>
-      </w:r>
-    </w:p>
-    <w:p/>
-    <w:p>
-      <w:pPr>
-        <w:ind w:left="993"/>
-      </w:pPr>
-      <w:r>
-        <w:rPr>
-          <w:noProof/>
-        </w:rPr>
         <w:drawing>
-          <wp:inline distT="0" distB="0" distL="0" distR="0" wp14:anchorId="35F217B6" wp14:editId="4EF9FBCE">
-            <wp:extent cx="4200525" cy="3343275"/>
-            <wp:effectExtent l="0" t="0" r="9525" b="9525"/>
+          <wp:inline distT="0" distB="0" distL="0" distR="0" wp14:anchorId="35F217B6" wp14:editId="555026D1">
+            <wp:extent cx="5600700" cy="4457700"/>
+            <wp:effectExtent l="0" t="0" r="0" b="0"/>
             <wp:docPr id="251286195" name="Picture 3"/>
             <wp:cNvGraphicFramePr>
               <a:graphicFrameLocks xmlns:a="http://schemas.openxmlformats.org/drawingml/2006/main" noChangeAspect="1"/>
@@ -2551,7 +2800,7 @@
                   <pic:spPr>
                     <a:xfrm>
                       <a:off x="0" y="0"/>
-                      <a:ext cx="4200525" cy="3343275"/>
+                      <a:ext cx="5612451" cy="4467053"/>
                     </a:xfrm>
                     <a:prstGeom prst="rect">
                       <a:avLst/>
@@ -2567,7 +2816,7 @@
     <w:p>
       <w:r>
         <w:pict w14:anchorId="3729AB78">
-          <v:rect id="_x0000_i1027" style="width:0;height:1.5pt" o:hralign="center" o:hrstd="t" o:hr="t" fillcolor="#a0a0a0" stroked="f"/>
+          <v:rect id="_x0000_i1028" style="width:0;height:1.5pt" o:hralign="center" o:hrstd="t" o:hr="t" fillcolor="#a0a0a0" stroked="f"/>
         </w:pict>
       </w:r>
     </w:p>
@@ -2575,7 +2824,7 @@
       <w:pPr>
         <w:pStyle w:val="Heading2"/>
       </w:pPr>
-      <w:bookmarkStart w:id="8" w:name="_Toc227152299"/>
+      <w:bookmarkStart w:id="8" w:name="_Toc227323934"/>
       <w:r>
         <w:t>3.2 Quản trị viên</w:t>
       </w:r>
@@ -2600,50 +2849,47 @@
         <w:br/>
       </w:r>
       <w:r>
+        <w:br/>
+        <w:t xml:space="preserve">• Sửa sách </w:t>
+      </w:r>
+      <w:r>
+        <w:br/>
+        <w:t>Cho phép chỉnh sửa thông tin sách.</w:t>
+      </w:r>
+      <w:r>
+        <w:br/>
+      </w:r>
+      <w:r>
+        <w:br/>
+        <w:t xml:space="preserve">• Xóa sách </w:t>
+      </w:r>
+      <w:r>
+        <w:br/>
+        <w:t>Cho phép xóa sách khỏi hệ thống.</w:t>
+      </w:r>
+      <w:r>
+        <w:br/>
+      </w:r>
+      <w:r>
+        <w:br/>
+        <w:t xml:space="preserve">• Xem đơn hàng </w:t>
+      </w:r>
+      <w:r>
+        <w:br/>
+        <w:t>Cho phép xem danh sách các đơn hàng của người dùng.</w:t>
+      </w:r>
+    </w:p>
+    <w:p/>
+    <w:p>
+      <w:r>
+        <w:rPr>
+          <w:noProof/>
+        </w:rPr>
         <w:lastRenderedPageBreak/>
-        <w:br/>
-        <w:t xml:space="preserve">• Sửa sách </w:t>
-      </w:r>
-      <w:r>
-        <w:br/>
-        <w:t>Cho phép chỉnh sửa thông tin sách.</w:t>
-      </w:r>
-      <w:r>
-        <w:br/>
-      </w:r>
-      <w:r>
-        <w:br/>
-        <w:t xml:space="preserve">• Xóa sách </w:t>
-      </w:r>
-      <w:r>
-        <w:br/>
-        <w:t>Cho phép xóa sách khỏi hệ thống.</w:t>
-      </w:r>
-      <w:r>
-        <w:br/>
-      </w:r>
-      <w:r>
-        <w:br/>
-        <w:t xml:space="preserve">• Xem đơn hàng </w:t>
-      </w:r>
-      <w:r>
-        <w:br/>
-        <w:t>Cho phép xem danh sách các đơn hàng của người dùng.</w:t>
-      </w:r>
-    </w:p>
-    <w:p/>
-    <w:p>
-      <w:pPr>
-        <w:ind w:left="993"/>
-      </w:pPr>
-      <w:r>
-        <w:rPr>
-          <w:noProof/>
-        </w:rPr>
         <w:drawing>
-          <wp:inline distT="0" distB="0" distL="0" distR="0" wp14:anchorId="43AE40E8" wp14:editId="00801BFA">
-            <wp:extent cx="3914775" cy="2009775"/>
-            <wp:effectExtent l="0" t="0" r="9525" b="9525"/>
+          <wp:inline distT="0" distB="0" distL="0" distR="0" wp14:anchorId="43AE40E8" wp14:editId="1F0CD841">
+            <wp:extent cx="5603137" cy="2876550"/>
+            <wp:effectExtent l="0" t="0" r="0" b="0"/>
             <wp:docPr id="1241255450" name="Picture 4"/>
             <wp:cNvGraphicFramePr>
               <a:graphicFrameLocks xmlns:a="http://schemas.openxmlformats.org/drawingml/2006/main" noChangeAspect="1"/>
@@ -2670,7 +2916,7 @@
                   <pic:spPr>
                     <a:xfrm>
                       <a:off x="0" y="0"/>
-                      <a:ext cx="3914775" cy="2009775"/>
+                      <a:ext cx="5622771" cy="2886630"/>
                     </a:xfrm>
                     <a:prstGeom prst="rect">
                       <a:avLst/>
@@ -2686,7 +2932,7 @@
     <w:p>
       <w:r>
         <w:pict w14:anchorId="54A3F1F6">
-          <v:rect id="_x0000_i1028" style="width:0;height:1.5pt" o:hralign="center" o:hrstd="t" o:hr="t" fillcolor="#a0a0a0" stroked="f"/>
+          <v:rect id="_x0000_i1029" style="width:0;height:1.5pt" o:hralign="center" o:hrstd="t" o:hr="t" fillcolor="#a0a0a0" stroked="f"/>
         </w:pict>
       </w:r>
     </w:p>
@@ -2694,7 +2940,7 @@
       <w:pPr>
         <w:pStyle w:val="Heading1"/>
       </w:pPr>
-      <w:bookmarkStart w:id="9" w:name="_Toc227152300"/>
+      <w:bookmarkStart w:id="9" w:name="_Toc227323935"/>
       <w:r>
         <w:t>4. LUỒNG HOẠT ĐỘNG</w:t>
       </w:r>
@@ -2704,7 +2950,7 @@
       <w:pPr>
         <w:pStyle w:val="Heading2"/>
       </w:pPr>
-      <w:bookmarkStart w:id="10" w:name="_Toc227152301"/>
+      <w:bookmarkStart w:id="10" w:name="_Toc227323936"/>
       <w:r>
         <w:t>4.1 Mua sách</w:t>
       </w:r>
@@ -2744,7 +2990,7 @@
     </w:p>
     <w:p>
       <w:pPr>
-        <w:ind w:left="2694"/>
+        <w:ind w:left="3261"/>
       </w:pPr>
       <w:r>
         <w:rPr>
@@ -2752,9 +2998,9 @@
         </w:rPr>
         <w:lastRenderedPageBreak/>
         <w:drawing>
-          <wp:inline distT="0" distB="0" distL="0" distR="0" wp14:anchorId="1D71BDAE" wp14:editId="36E88B42">
-            <wp:extent cx="1743075" cy="8369641"/>
-            <wp:effectExtent l="0" t="0" r="0" b="0"/>
+          <wp:inline distT="0" distB="0" distL="0" distR="0" wp14:anchorId="1D71BDAE" wp14:editId="0EF01D7A">
+            <wp:extent cx="1388584" cy="6667500"/>
+            <wp:effectExtent l="0" t="0" r="2540" b="0"/>
             <wp:docPr id="83451230" name="Picture 5"/>
             <wp:cNvGraphicFramePr>
               <a:graphicFrameLocks xmlns:a="http://schemas.openxmlformats.org/drawingml/2006/main" noChangeAspect="1"/>
@@ -2781,7 +3027,7 @@
                   <pic:spPr>
                     <a:xfrm>
                       <a:off x="0" y="0"/>
-                      <a:ext cx="1744518" cy="8376571"/>
+                      <a:ext cx="1401506" cy="6729549"/>
                     </a:xfrm>
                     <a:prstGeom prst="rect">
                       <a:avLst/>
@@ -2796,33 +3042,33 @@
     </w:p>
     <w:p>
       <w:r>
+        <w:pict w14:anchorId="30863C44">
+          <v:rect id="_x0000_i1030" style="width:0;height:1.5pt" o:hralign="center" o:hrstd="t" o:hr="t" fillcolor="#a0a0a0" stroked="f"/>
+        </w:pict>
+      </w:r>
+    </w:p>
+    <w:p>
+      <w:pPr>
+        <w:pStyle w:val="Heading1"/>
+      </w:pPr>
+      <w:bookmarkStart w:id="11" w:name="_Toc227323937"/>
+      <w:r>
+        <w:t>5. CƠ SỞ DỮ LIỆU</w:t>
+      </w:r>
+      <w:bookmarkEnd w:id="11"/>
+    </w:p>
+    <w:p>
+      <w:r>
+        <w:t>ERD mô tả mối quan hệ giữa các bảng Users, Books, Orders và Order_Items. Một user có nhiều đơn hàng, mỗi đơn hàng có nhiều sản phẩm.</w:t>
+      </w:r>
+    </w:p>
+    <w:p/>
+    <w:p>
+      <w:r>
+        <w:rPr>
+          <w:noProof/>
+        </w:rPr>
         <w:lastRenderedPageBreak/>
-        <w:pict w14:anchorId="30863C44">
-          <v:rect id="_x0000_i1029" style="width:0;height:1.5pt" o:hralign="center" o:hrstd="t" o:hr="t" fillcolor="#a0a0a0" stroked="f"/>
-        </w:pict>
-      </w:r>
-    </w:p>
-    <w:p>
-      <w:pPr>
-        <w:pStyle w:val="Heading1"/>
-      </w:pPr>
-      <w:bookmarkStart w:id="11" w:name="_Toc227152302"/>
-      <w:r>
-        <w:t>5. CƠ SỞ DỮ LIỆU</w:t>
-      </w:r>
-      <w:bookmarkEnd w:id="11"/>
-    </w:p>
-    <w:p>
-      <w:r>
-        <w:t>ERD mô tả mối quan hệ giữa các bảng Users, Books, Orders và Order_Items. Một user có nhiều đơn hàng, mỗi đơn hàng có nhiều sản phẩm.</w:t>
-      </w:r>
-    </w:p>
-    <w:p/>
-    <w:p>
-      <w:r>
-        <w:rPr>
-          <w:noProof/>
-        </w:rPr>
         <w:drawing>
           <wp:inline distT="0" distB="0" distL="0" distR="0" wp14:anchorId="5B7B05A3" wp14:editId="1C467DA9">
             <wp:extent cx="5534025" cy="2676525"/>
@@ -2870,341 +3116,934 @@
       <w:pPr>
         <w:pStyle w:val="Heading2"/>
       </w:pPr>
-      <w:bookmarkStart w:id="12" w:name="_Toc227152303"/>
+      <w:bookmarkStart w:id="12" w:name="_Toc227323938"/>
       <w:r>
         <w:t>5.1 Bảng users</w:t>
       </w:r>
       <w:bookmarkEnd w:id="12"/>
     </w:p>
     <w:p>
+      <w:r>
+        <w:t>Bảng users lưu trữ thông tin tài khoản người dùng trong hệ thống.</w:t>
+      </w:r>
+      <w:r>
+        <w:t xml:space="preserve"> Bảng này được sử dụng trong quá trình xác thực và quản lý người dùng.</w:t>
+      </w:r>
+    </w:p>
+    <w:p>
+      <w:r>
+        <w:rPr>
+          <w:noProof/>
+        </w:rPr>
+        <w:drawing>
+          <wp:inline distT="0" distB="0" distL="0" distR="0" wp14:anchorId="00B010DB" wp14:editId="4AF9FD05">
+            <wp:extent cx="1343025" cy="1152525"/>
+            <wp:effectExtent l="0" t="0" r="9525" b="9525"/>
+            <wp:docPr id="477857368" name="Picture 3"/>
+            <wp:cNvGraphicFramePr>
+              <a:graphicFrameLocks xmlns:a="http://schemas.openxmlformats.org/drawingml/2006/main" noChangeAspect="1"/>
+            </wp:cNvGraphicFramePr>
+            <a:graphic xmlns:a="http://schemas.openxmlformats.org/drawingml/2006/main">
+              <a:graphicData uri="http://schemas.openxmlformats.org/drawingml/2006/picture">
+                <pic:pic xmlns:pic="http://schemas.openxmlformats.org/drawingml/2006/picture">
+                  <pic:nvPicPr>
+                    <pic:cNvPr id="477857368" name="Picture 477857368"/>
+                    <pic:cNvPicPr/>
+                  </pic:nvPicPr>
+                  <pic:blipFill>
+                    <a:blip r:embed="rId11">
+                      <a:extLst>
+                        <a:ext uri="{28A0092B-C50C-407E-A947-70E740481C1C}">
+                          <a14:useLocalDpi xmlns:a14="http://schemas.microsoft.com/office/drawing/2010/main" val="0"/>
+                        </a:ext>
+                      </a:extLst>
+                    </a:blip>
+                    <a:stretch>
+                      <a:fillRect/>
+                    </a:stretch>
+                  </pic:blipFill>
+                  <pic:spPr>
+                    <a:xfrm>
+                      <a:off x="0" y="0"/>
+                      <a:ext cx="1343025" cy="1152525"/>
+                    </a:xfrm>
+                    <a:prstGeom prst="rect">
+                      <a:avLst/>
+                    </a:prstGeom>
+                  </pic:spPr>
+                </pic:pic>
+              </a:graphicData>
+            </a:graphic>
+          </wp:inline>
+        </w:drawing>
+      </w:r>
+      <w:r>
+        <w:br/>
+        <w:t>Các thuộc tính gồm:</w:t>
+      </w:r>
+      <w:r>
+        <w:br/>
+      </w:r>
+      <w:r>
+        <w:br/>
+        <w:t xml:space="preserve">• id: Khóa chính, định danh duy nhất cho mỗi người dùng </w:t>
+      </w:r>
+      <w:r>
+        <w:br/>
+        <w:t xml:space="preserve">• email: Địa chỉ email của người dùng (dùng để đăng nhập) </w:t>
+      </w:r>
+      <w:r>
+        <w:br/>
+        <w:t>• password: Mật khẩu đã được mã hóa</w:t>
+      </w:r>
+    </w:p>
+    <w:p/>
+    <w:p>
       <w:pPr>
         <w:pStyle w:val="Heading2"/>
-        <w:rPr>
+      </w:pPr>
+      <w:bookmarkStart w:id="13" w:name="_Toc227323939"/>
+      <w:r>
+        <w:t>5.2 Bảng books</w:t>
+      </w:r>
+      <w:bookmarkEnd w:id="13"/>
+    </w:p>
+    <w:p>
+      <w:r>
+        <w:t>Bảng books lưu trữ thông tin về các cuốn sách trong hệ thống.</w:t>
+      </w:r>
+    </w:p>
+    <w:p>
+      <w:r>
+        <w:rPr>
+          <w:noProof/>
+        </w:rPr>
+        <w:drawing>
+          <wp:inline distT="0" distB="0" distL="0" distR="0" wp14:anchorId="62C8E378" wp14:editId="72E65DC6">
+            <wp:extent cx="1343025" cy="1152525"/>
+            <wp:effectExtent l="0" t="0" r="9525" b="9525"/>
+            <wp:docPr id="503734973" name="Picture 4"/>
+            <wp:cNvGraphicFramePr>
+              <a:graphicFrameLocks xmlns:a="http://schemas.openxmlformats.org/drawingml/2006/main" noChangeAspect="1"/>
+            </wp:cNvGraphicFramePr>
+            <a:graphic xmlns:a="http://schemas.openxmlformats.org/drawingml/2006/main">
+              <a:graphicData uri="http://schemas.openxmlformats.org/drawingml/2006/picture">
+                <pic:pic xmlns:pic="http://schemas.openxmlformats.org/drawingml/2006/picture">
+                  <pic:nvPicPr>
+                    <pic:cNvPr id="503734973" name="Picture 503734973"/>
+                    <pic:cNvPicPr/>
+                  </pic:nvPicPr>
+                  <pic:blipFill>
+                    <a:blip r:embed="rId12">
+                      <a:extLst>
+                        <a:ext uri="{28A0092B-C50C-407E-A947-70E740481C1C}">
+                          <a14:useLocalDpi xmlns:a14="http://schemas.microsoft.com/office/drawing/2010/main" val="0"/>
+                        </a:ext>
+                      </a:extLst>
+                    </a:blip>
+                    <a:stretch>
+                      <a:fillRect/>
+                    </a:stretch>
+                  </pic:blipFill>
+                  <pic:spPr>
+                    <a:xfrm>
+                      <a:off x="0" y="0"/>
+                      <a:ext cx="1343025" cy="1152525"/>
+                    </a:xfrm>
+                    <a:prstGeom prst="rect">
+                      <a:avLst/>
+                    </a:prstGeom>
+                  </pic:spPr>
+                </pic:pic>
+              </a:graphicData>
+            </a:graphic>
+          </wp:inline>
+        </w:drawing>
+      </w:r>
+      <w:r>
+        <w:br/>
+        <w:t>Các thuộc tính gồm:</w:t>
+      </w:r>
+      <w:r>
+        <w:br/>
+      </w:r>
+      <w:r>
+        <w:lastRenderedPageBreak/>
+        <w:br/>
+        <w:t xml:space="preserve">• id: Khóa chính, định danh duy nhất cho mỗi cuốn sách </w:t>
+      </w:r>
+      <w:r>
+        <w:br/>
+        <w:t xml:space="preserve">• title: Tên của cuốn sách </w:t>
+      </w:r>
+      <w:r>
+        <w:br/>
+        <w:t>• price: Giá bán của cuốn sách</w:t>
+      </w:r>
+    </w:p>
+    <w:p>
+      <w:pPr>
+        <w:pStyle w:val="Heading2"/>
+      </w:pPr>
+      <w:bookmarkStart w:id="14" w:name="_Toc227323940"/>
+      <w:r>
+        <w:t>5.3 Bảng orders</w:t>
+      </w:r>
+      <w:bookmarkEnd w:id="14"/>
+    </w:p>
+    <w:p>
+      <w:r>
+        <w:t>Bảng orders lưu trữ thông tin các đơn hàng của người dùng trong hệ thống.</w:t>
+      </w:r>
+    </w:p>
+    <w:p>
+      <w:r>
+        <w:rPr>
+          <w:noProof/>
+        </w:rPr>
+        <w:drawing>
+          <wp:inline distT="0" distB="0" distL="0" distR="0" wp14:anchorId="2A8122FB" wp14:editId="5C52FF0B">
+            <wp:extent cx="1343025" cy="1152525"/>
+            <wp:effectExtent l="0" t="0" r="9525" b="9525"/>
+            <wp:docPr id="566772011" name="Picture 5"/>
+            <wp:cNvGraphicFramePr>
+              <a:graphicFrameLocks xmlns:a="http://schemas.openxmlformats.org/drawingml/2006/main" noChangeAspect="1"/>
+            </wp:cNvGraphicFramePr>
+            <a:graphic xmlns:a="http://schemas.openxmlformats.org/drawingml/2006/main">
+              <a:graphicData uri="http://schemas.openxmlformats.org/drawingml/2006/picture">
+                <pic:pic xmlns:pic="http://schemas.openxmlformats.org/drawingml/2006/picture">
+                  <pic:nvPicPr>
+                    <pic:cNvPr id="566772011" name="Picture 566772011"/>
+                    <pic:cNvPicPr/>
+                  </pic:nvPicPr>
+                  <pic:blipFill>
+                    <a:blip r:embed="rId13">
+                      <a:extLst>
+                        <a:ext uri="{28A0092B-C50C-407E-A947-70E740481C1C}">
+                          <a14:useLocalDpi xmlns:a14="http://schemas.microsoft.com/office/drawing/2010/main" val="0"/>
+                        </a:ext>
+                      </a:extLst>
+                    </a:blip>
+                    <a:stretch>
+                      <a:fillRect/>
+                    </a:stretch>
+                  </pic:blipFill>
+                  <pic:spPr>
+                    <a:xfrm>
+                      <a:off x="0" y="0"/>
+                      <a:ext cx="1343025" cy="1152525"/>
+                    </a:xfrm>
+                    <a:prstGeom prst="rect">
+                      <a:avLst/>
+                    </a:prstGeom>
+                  </pic:spPr>
+                </pic:pic>
+              </a:graphicData>
+            </a:graphic>
+          </wp:inline>
+        </w:drawing>
+      </w:r>
+      <w:r>
+        <w:br/>
+      </w:r>
+      <w:r>
+        <w:br/>
+        <w:t>Các thuộc tính gồm:</w:t>
+      </w:r>
+      <w:r>
+        <w:br/>
+      </w:r>
+      <w:r>
+        <w:br/>
+        <w:t xml:space="preserve">• id: Khóa chính, định danh duy nhất cho mỗi đơn hàng </w:t>
+      </w:r>
+      <w:r>
+        <w:br/>
+        <w:t xml:space="preserve">• user_id: Khóa ngoại, liên kết với bảng users (xác định người đặt hàng) </w:t>
+      </w:r>
+      <w:r>
+        <w:br/>
+        <w:t>• status: Trạng thái của đơn hàng (ví dụ: pending, completed)</w:t>
+      </w:r>
+    </w:p>
+    <w:p>
+      <w:pPr>
+        <w:pStyle w:val="Heading2"/>
+      </w:pPr>
+      <w:bookmarkStart w:id="15" w:name="_Toc227323941"/>
+      <w:r>
+        <w:t>5.4 Bảng order_items</w:t>
+      </w:r>
+      <w:bookmarkEnd w:id="15"/>
+    </w:p>
+    <w:p>
+      <w:r>
+        <w:t>Bảng order_items lưu trữ thông tin chi tiết các sản phẩm trong từng đơn hàng.</w:t>
+      </w:r>
+    </w:p>
+    <w:p>
+      <w:r>
+        <w:rPr>
+          <w:noProof/>
+        </w:rPr>
+        <w:drawing>
+          <wp:inline distT="0" distB="0" distL="0" distR="0" wp14:anchorId="132092B9" wp14:editId="52FC8D79">
+            <wp:extent cx="1343025" cy="1438275"/>
+            <wp:effectExtent l="0" t="0" r="9525" b="9525"/>
+            <wp:docPr id="464335373" name="Picture 6"/>
+            <wp:cNvGraphicFramePr>
+              <a:graphicFrameLocks xmlns:a="http://schemas.openxmlformats.org/drawingml/2006/main" noChangeAspect="1"/>
+            </wp:cNvGraphicFramePr>
+            <a:graphic xmlns:a="http://schemas.openxmlformats.org/drawingml/2006/main">
+              <a:graphicData uri="http://schemas.openxmlformats.org/drawingml/2006/picture">
+                <pic:pic xmlns:pic="http://schemas.openxmlformats.org/drawingml/2006/picture">
+                  <pic:nvPicPr>
+                    <pic:cNvPr id="464335373" name="Picture 464335373"/>
+                    <pic:cNvPicPr/>
+                  </pic:nvPicPr>
+                  <pic:blipFill>
+                    <a:blip r:embed="rId14">
+                      <a:extLst>
+                        <a:ext uri="{28A0092B-C50C-407E-A947-70E740481C1C}">
+                          <a14:useLocalDpi xmlns:a14="http://schemas.microsoft.com/office/drawing/2010/main" val="0"/>
+                        </a:ext>
+                      </a:extLst>
+                    </a:blip>
+                    <a:stretch>
+                      <a:fillRect/>
+                    </a:stretch>
+                  </pic:blipFill>
+                  <pic:spPr>
+                    <a:xfrm>
+                      <a:off x="0" y="0"/>
+                      <a:ext cx="1343025" cy="1438275"/>
+                    </a:xfrm>
+                    <a:prstGeom prst="rect">
+                      <a:avLst/>
+                    </a:prstGeom>
+                  </pic:spPr>
+                </pic:pic>
+              </a:graphicData>
+            </a:graphic>
+          </wp:inline>
+        </w:drawing>
+      </w:r>
+      <w:r>
+        <w:br/>
+      </w:r>
+    </w:p>
+    <w:p>
+      <w:r>
+        <w:t>Các thuộc tính gồm:</w:t>
+      </w:r>
+      <w:r>
+        <w:br/>
+      </w:r>
+      <w:r>
+        <w:br/>
+        <w:t xml:space="preserve">• id: Khóa chính, định danh duy nhất cho mỗi bản ghi </w:t>
+      </w:r>
+      <w:r>
+        <w:br/>
+        <w:t xml:space="preserve">• order_id: Khóa ngoại, liên kết với bảng orders (xác định đơn hàng) </w:t>
+      </w:r>
+      <w:r>
+        <w:br/>
+        <w:t xml:space="preserve">• book_id: Khóa ngoại, liên kết với bảng books (xác định sản phẩm) </w:t>
+      </w:r>
+      <w:r>
+        <w:br/>
+        <w:t>• quantity: Số lượng sách trong đơn hàng</w:t>
+      </w:r>
+    </w:p>
+    <w:p>
+      <w:r>
+        <w:pict w14:anchorId="4CA97859">
+          <v:rect id="_x0000_i1031" style="width:0;height:1.5pt" o:hralign="center" o:bullet="t" o:hrstd="t" o:hr="t" fillcolor="#a0a0a0" stroked="f"/>
+        </w:pict>
+      </w:r>
+    </w:p>
+    <w:p>
+      <w:pPr>
+        <w:pStyle w:val="Heading1"/>
+      </w:pPr>
+      <w:bookmarkStart w:id="16" w:name="_Toc227323942"/>
+      <w:r>
+        <w:lastRenderedPageBreak/>
+        <w:t>6</w:t>
+      </w:r>
+      <w:r>
+        <w:t xml:space="preserve">. </w:t>
+      </w:r>
+      <w:r>
+        <w:t>THI</w:t>
+      </w:r>
+      <w:r>
+        <w:t>ẾT</w:t>
+      </w:r>
+      <w:r>
+        <w:t xml:space="preserve"> K</w:t>
+      </w:r>
+      <w:r>
+        <w:t>Ế</w:t>
+      </w:r>
+      <w:r>
+        <w:t xml:space="preserve"> GIAO DI</w:t>
+      </w:r>
+      <w:r>
+        <w:t>ỆN</w:t>
+      </w:r>
+      <w:bookmarkEnd w:id="16"/>
+    </w:p>
+    <w:p>
+      <w:pPr>
+        <w:rPr>
+          <w:rStyle w:val="Heading2Char"/>
+        </w:rPr>
+      </w:pPr>
+      <w:bookmarkStart w:id="17" w:name="_Toc227323943"/>
+      <w:r>
+        <w:rPr>
+          <w:rStyle w:val="Heading2Char"/>
+        </w:rPr>
+        <w:t>6.1 Trang chủ</w:t>
+      </w:r>
+      <w:bookmarkEnd w:id="17"/>
+      <w:r>
+        <w:rPr>
+          <w:rStyle w:val="Heading2Char"/>
+        </w:rPr>
+        <w:br/>
+      </w:r>
+      <w:r>
+        <w:rPr>
+          <w:noProof/>
+        </w:rPr>
+        <w:drawing>
+          <wp:inline distT="0" distB="0" distL="0" distR="0" wp14:anchorId="2236E588" wp14:editId="13FC66A9">
+            <wp:extent cx="5761990" cy="3655060"/>
+            <wp:effectExtent l="0" t="0" r="0" b="2540"/>
+            <wp:docPr id="1761127324" name="Picture 3"/>
+            <wp:cNvGraphicFramePr>
+              <a:graphicFrameLocks xmlns:a="http://schemas.openxmlformats.org/drawingml/2006/main" noChangeAspect="1"/>
+            </wp:cNvGraphicFramePr>
+            <a:graphic xmlns:a="http://schemas.openxmlformats.org/drawingml/2006/main">
+              <a:graphicData uri="http://schemas.openxmlformats.org/drawingml/2006/picture">
+                <pic:pic xmlns:pic="http://schemas.openxmlformats.org/drawingml/2006/picture">
+                  <pic:nvPicPr>
+                    <pic:cNvPr id="1761127324" name="Picture 1761127324"/>
+                    <pic:cNvPicPr/>
+                  </pic:nvPicPr>
+                  <pic:blipFill>
+                    <a:blip r:embed="rId15">
+                      <a:extLst>
+                        <a:ext uri="{28A0092B-C50C-407E-A947-70E740481C1C}">
+                          <a14:useLocalDpi xmlns:a14="http://schemas.microsoft.com/office/drawing/2010/main" val="0"/>
+                        </a:ext>
+                      </a:extLst>
+                    </a:blip>
+                    <a:stretch>
+                      <a:fillRect/>
+                    </a:stretch>
+                  </pic:blipFill>
+                  <pic:spPr>
+                    <a:xfrm>
+                      <a:off x="0" y="0"/>
+                      <a:ext cx="5761990" cy="3655060"/>
+                    </a:xfrm>
+                    <a:prstGeom prst="rect">
+                      <a:avLst/>
+                    </a:prstGeom>
+                  </pic:spPr>
+                </pic:pic>
+              </a:graphicData>
+            </a:graphic>
+          </wp:inline>
+        </w:drawing>
+      </w:r>
+      <w:r>
+        <w:br/>
+        <w:t>Mô tả:</w:t>
+      </w:r>
+      <w:r>
+        <w:br/>
+        <w:t>Trang chủ hiển thị danh sách sách, thanh tìm kiếm và các chức năng chính.</w:t>
+      </w:r>
+      <w:r>
+        <w:br/>
+      </w:r>
+      <w:r>
+        <w:rPr>
+          <w:rStyle w:val="Heading2Char"/>
+        </w:rPr>
+        <w:lastRenderedPageBreak/>
+        <w:t>6.2 Trang chi tiết sách</w:t>
+      </w:r>
+      <w:r>
+        <w:rPr>
+          <w:rStyle w:val="Heading2Char"/>
+        </w:rPr>
+        <w:br/>
+      </w:r>
+      <w:r>
+        <w:rPr>
+          <w:noProof/>
+        </w:rPr>
+        <w:drawing>
+          <wp:inline distT="0" distB="0" distL="0" distR="0" wp14:anchorId="0C3FAA46" wp14:editId="23C7748E">
+            <wp:extent cx="5761990" cy="3601085"/>
+            <wp:effectExtent l="0" t="0" r="0" b="0"/>
+            <wp:docPr id="2073371592" name="Picture 4"/>
+            <wp:cNvGraphicFramePr>
+              <a:graphicFrameLocks xmlns:a="http://schemas.openxmlformats.org/drawingml/2006/main" noChangeAspect="1"/>
+            </wp:cNvGraphicFramePr>
+            <a:graphic xmlns:a="http://schemas.openxmlformats.org/drawingml/2006/main">
+              <a:graphicData uri="http://schemas.openxmlformats.org/drawingml/2006/picture">
+                <pic:pic xmlns:pic="http://schemas.openxmlformats.org/drawingml/2006/picture">
+                  <pic:nvPicPr>
+                    <pic:cNvPr id="2073371592" name="Picture 2073371592"/>
+                    <pic:cNvPicPr/>
+                  </pic:nvPicPr>
+                  <pic:blipFill>
+                    <a:blip r:embed="rId16">
+                      <a:extLst>
+                        <a:ext uri="{28A0092B-C50C-407E-A947-70E740481C1C}">
+                          <a14:useLocalDpi xmlns:a14="http://schemas.microsoft.com/office/drawing/2010/main" val="0"/>
+                        </a:ext>
+                      </a:extLst>
+                    </a:blip>
+                    <a:stretch>
+                      <a:fillRect/>
+                    </a:stretch>
+                  </pic:blipFill>
+                  <pic:spPr>
+                    <a:xfrm>
+                      <a:off x="0" y="0"/>
+                      <a:ext cx="5761990" cy="3601085"/>
+                    </a:xfrm>
+                    <a:prstGeom prst="rect">
+                      <a:avLst/>
+                    </a:prstGeom>
+                  </pic:spPr>
+                </pic:pic>
+              </a:graphicData>
+            </a:graphic>
+          </wp:inline>
+        </w:drawing>
+      </w:r>
+    </w:p>
+    <w:p>
+      <w:r>
+        <w:rPr>
+          <w:noProof/>
+        </w:rPr>
+        <w:drawing>
+          <wp:inline distT="0" distB="0" distL="0" distR="0" wp14:anchorId="5FE291E5" wp14:editId="442FEC91">
+            <wp:extent cx="5761990" cy="3540760"/>
+            <wp:effectExtent l="0" t="0" r="0" b="2540"/>
+            <wp:docPr id="2024207705" name="Picture 5"/>
+            <wp:cNvGraphicFramePr>
+              <a:graphicFrameLocks xmlns:a="http://schemas.openxmlformats.org/drawingml/2006/main" noChangeAspect="1"/>
+            </wp:cNvGraphicFramePr>
+            <a:graphic xmlns:a="http://schemas.openxmlformats.org/drawingml/2006/main">
+              <a:graphicData uri="http://schemas.openxmlformats.org/drawingml/2006/picture">
+                <pic:pic xmlns:pic="http://schemas.openxmlformats.org/drawingml/2006/picture">
+                  <pic:nvPicPr>
+                    <pic:cNvPr id="2024207705" name="Picture 2024207705"/>
+                    <pic:cNvPicPr/>
+                  </pic:nvPicPr>
+                  <pic:blipFill>
+                    <a:blip r:embed="rId17">
+                      <a:extLst>
+                        <a:ext uri="{28A0092B-C50C-407E-A947-70E740481C1C}">
+                          <a14:useLocalDpi xmlns:a14="http://schemas.microsoft.com/office/drawing/2010/main" val="0"/>
+                        </a:ext>
+                      </a:extLst>
+                    </a:blip>
+                    <a:stretch>
+                      <a:fillRect/>
+                    </a:stretch>
+                  </pic:blipFill>
+                  <pic:spPr>
+                    <a:xfrm>
+                      <a:off x="0" y="0"/>
+                      <a:ext cx="5761990" cy="3540760"/>
+                    </a:xfrm>
+                    <a:prstGeom prst="rect">
+                      <a:avLst/>
+                    </a:prstGeom>
+                  </pic:spPr>
+                </pic:pic>
+              </a:graphicData>
+            </a:graphic>
+          </wp:inline>
+        </w:drawing>
+      </w:r>
+      <w:r>
+        <w:br/>
+        <w:t>Mô tả:</w:t>
+      </w:r>
+      <w:r>
+        <w:br/>
+        <w:t>Hiển thị thông tin chi tiết của sách và cho phép thêm vào giỏ hàng.</w:t>
+      </w:r>
+      <w:r>
+        <w:br/>
+      </w:r>
+      <w:bookmarkStart w:id="18" w:name="_Toc227323944"/>
+      <w:r>
+        <w:rPr>
+          <w:rStyle w:val="Heading2Char"/>
+        </w:rPr>
+        <w:t>6.3 Giỏ hàng</w:t>
+      </w:r>
+      <w:bookmarkEnd w:id="18"/>
+      <w:r>
+        <w:rPr>
+          <w:rStyle w:val="Heading2Char"/>
+        </w:rPr>
+        <w:br/>
+      </w:r>
+      <w:r>
+        <w:rPr>
+          <w:noProof/>
+        </w:rPr>
+        <w:lastRenderedPageBreak/>
+        <w:drawing>
+          <wp:inline distT="0" distB="0" distL="0" distR="0" wp14:anchorId="3CBD3A62" wp14:editId="6E37C578">
+            <wp:extent cx="5761990" cy="3883660"/>
+            <wp:effectExtent l="0" t="0" r="0" b="2540"/>
+            <wp:docPr id="1632540844" name="Picture 6"/>
+            <wp:cNvGraphicFramePr>
+              <a:graphicFrameLocks xmlns:a="http://schemas.openxmlformats.org/drawingml/2006/main" noChangeAspect="1"/>
+            </wp:cNvGraphicFramePr>
+            <a:graphic xmlns:a="http://schemas.openxmlformats.org/drawingml/2006/main">
+              <a:graphicData uri="http://schemas.openxmlformats.org/drawingml/2006/picture">
+                <pic:pic xmlns:pic="http://schemas.openxmlformats.org/drawingml/2006/picture">
+                  <pic:nvPicPr>
+                    <pic:cNvPr id="1632540844" name="Picture 1632540844"/>
+                    <pic:cNvPicPr/>
+                  </pic:nvPicPr>
+                  <pic:blipFill>
+                    <a:blip r:embed="rId18">
+                      <a:extLst>
+                        <a:ext uri="{28A0092B-C50C-407E-A947-70E740481C1C}">
+                          <a14:useLocalDpi xmlns:a14="http://schemas.microsoft.com/office/drawing/2010/main" val="0"/>
+                        </a:ext>
+                      </a:extLst>
+                    </a:blip>
+                    <a:stretch>
+                      <a:fillRect/>
+                    </a:stretch>
+                  </pic:blipFill>
+                  <pic:spPr>
+                    <a:xfrm>
+                      <a:off x="0" y="0"/>
+                      <a:ext cx="5761990" cy="3883660"/>
+                    </a:xfrm>
+                    <a:prstGeom prst="rect">
+                      <a:avLst/>
+                    </a:prstGeom>
+                  </pic:spPr>
+                </pic:pic>
+              </a:graphicData>
+            </a:graphic>
+          </wp:inline>
+        </w:drawing>
+      </w:r>
+      <w:r>
+        <w:br/>
+        <w:t>Mô tả:</w:t>
+      </w:r>
+      <w:r>
+        <w:br/>
+        <w:t>Hiển thị các sản phẩm đã chọn và cho phép đặt hàng.</w:t>
+      </w:r>
+    </w:p>
+    <w:p>
+      <w:pPr>
+        <w:rPr>
+          <w:rStyle w:val="Heading2Char"/>
+        </w:rPr>
+      </w:pPr>
+      <w:r>
+        <w:lastRenderedPageBreak/>
+        <w:br/>
+      </w:r>
+      <w:bookmarkStart w:id="19" w:name="_Toc227323945"/>
+      <w:r>
+        <w:rPr>
+          <w:rStyle w:val="Heading2Char"/>
+        </w:rPr>
+        <w:t>6.4 Đăng nhập</w:t>
+      </w:r>
+      <w:bookmarkEnd w:id="19"/>
+      <w:r>
+        <w:br/>
+      </w:r>
+      <w:r>
+        <w:rPr>
+          <w:noProof/>
+        </w:rPr>
+        <w:drawing>
+          <wp:inline distT="0" distB="0" distL="0" distR="0" wp14:anchorId="7D0EABC2" wp14:editId="7DD744ED">
+            <wp:extent cx="5761990" cy="7024370"/>
+            <wp:effectExtent l="0" t="0" r="0" b="5080"/>
+            <wp:docPr id="875141958" name="Picture 7"/>
+            <wp:cNvGraphicFramePr>
+              <a:graphicFrameLocks xmlns:a="http://schemas.openxmlformats.org/drawingml/2006/main" noChangeAspect="1"/>
+            </wp:cNvGraphicFramePr>
+            <a:graphic xmlns:a="http://schemas.openxmlformats.org/drawingml/2006/main">
+              <a:graphicData uri="http://schemas.openxmlformats.org/drawingml/2006/picture">
+                <pic:pic xmlns:pic="http://schemas.openxmlformats.org/drawingml/2006/picture">
+                  <pic:nvPicPr>
+                    <pic:cNvPr id="875141958" name="Picture 875141958"/>
+                    <pic:cNvPicPr/>
+                  </pic:nvPicPr>
+                  <pic:blipFill>
+                    <a:blip r:embed="rId19">
+                      <a:extLst>
+                        <a:ext uri="{28A0092B-C50C-407E-A947-70E740481C1C}">
+                          <a14:useLocalDpi xmlns:a14="http://schemas.microsoft.com/office/drawing/2010/main" val="0"/>
+                        </a:ext>
+                      </a:extLst>
+                    </a:blip>
+                    <a:stretch>
+                      <a:fillRect/>
+                    </a:stretch>
+                  </pic:blipFill>
+                  <pic:spPr>
+                    <a:xfrm>
+                      <a:off x="0" y="0"/>
+                      <a:ext cx="5761990" cy="7024370"/>
+                    </a:xfrm>
+                    <a:prstGeom prst="rect">
+                      <a:avLst/>
+                    </a:prstGeom>
+                  </pic:spPr>
+                </pic:pic>
+              </a:graphicData>
+            </a:graphic>
+          </wp:inline>
+        </w:drawing>
+      </w:r>
+    </w:p>
+    <w:p>
+      <w:pPr>
+        <w:rPr>
+          <w:rStyle w:val="Heading2Char"/>
           <w:rFonts w:ascii="Times New Roman" w:eastAsiaTheme="minorHAnsi" w:hAnsi="Times New Roman" w:cstheme="minorBidi"/>
           <w:color w:val="auto"/>
           <w:sz w:val="26"/>
           <w:szCs w:val="22"/>
         </w:rPr>
       </w:pPr>
-      <w:bookmarkStart w:id="13" w:name="_Toc227152304"/>
-      <w:r>
-        <w:rPr>
-          <w:rFonts w:ascii="Times New Roman" w:eastAsiaTheme="minorHAnsi" w:hAnsi="Times New Roman" w:cstheme="minorBidi"/>
-          <w:color w:val="auto"/>
-          <w:sz w:val="26"/>
-          <w:szCs w:val="22"/>
-        </w:rPr>
-        <w:t>Bảng users lưu trữ thông tin tài khoản người dùng trong hệ thống.</w:t>
-      </w:r>
-      <w:r>
-        <w:rPr>
-          <w:rFonts w:ascii="Times New Roman" w:eastAsiaTheme="minorHAnsi" w:hAnsi="Times New Roman" w:cstheme="minorBidi"/>
-          <w:color w:val="auto"/>
-          <w:sz w:val="26"/>
-          <w:szCs w:val="22"/>
-        </w:rPr>
+      <w:r>
+        <w:rPr>
+          <w:noProof/>
+        </w:rPr>
+        <w:lastRenderedPageBreak/>
+        <w:drawing>
+          <wp:inline distT="0" distB="0" distL="0" distR="0" wp14:anchorId="0ACDCD06" wp14:editId="1808C57E">
+            <wp:extent cx="5761990" cy="7712710"/>
+            <wp:effectExtent l="0" t="0" r="0" b="2540"/>
+            <wp:docPr id="44319899" name="Picture 8"/>
+            <wp:cNvGraphicFramePr>
+              <a:graphicFrameLocks xmlns:a="http://schemas.openxmlformats.org/drawingml/2006/main" noChangeAspect="1"/>
+            </wp:cNvGraphicFramePr>
+            <a:graphic xmlns:a="http://schemas.openxmlformats.org/drawingml/2006/main">
+              <a:graphicData uri="http://schemas.openxmlformats.org/drawingml/2006/picture">
+                <pic:pic xmlns:pic="http://schemas.openxmlformats.org/drawingml/2006/picture">
+                  <pic:nvPicPr>
+                    <pic:cNvPr id="44319899" name="Picture 44319899"/>
+                    <pic:cNvPicPr/>
+                  </pic:nvPicPr>
+                  <pic:blipFill>
+                    <a:blip r:embed="rId20">
+                      <a:extLst>
+                        <a:ext uri="{28A0092B-C50C-407E-A947-70E740481C1C}">
+                          <a14:useLocalDpi xmlns:a14="http://schemas.microsoft.com/office/drawing/2010/main" val="0"/>
+                        </a:ext>
+                      </a:extLst>
+                    </a:blip>
+                    <a:stretch>
+                      <a:fillRect/>
+                    </a:stretch>
+                  </pic:blipFill>
+                  <pic:spPr>
+                    <a:xfrm>
+                      <a:off x="0" y="0"/>
+                      <a:ext cx="5761990" cy="7712710"/>
+                    </a:xfrm>
+                    <a:prstGeom prst="rect">
+                      <a:avLst/>
+                    </a:prstGeom>
+                  </pic:spPr>
+                </pic:pic>
+              </a:graphicData>
+            </a:graphic>
+          </wp:inline>
+        </w:drawing>
+      </w:r>
+      <w:r>
+        <w:br/>
+        <w:t>Mô tả:</w:t>
+      </w:r>
+      <w:r>
+        <w:br/>
+        <w:t>Cho phép người dùng</w:t>
+      </w:r>
+      <w:r>
         <w:t xml:space="preserve"> </w:t>
       </w:r>
       <w:r>
-        <w:rPr>
-          <w:rFonts w:ascii="Times New Roman" w:eastAsiaTheme="minorHAnsi" w:hAnsi="Times New Roman" w:cstheme="minorBidi"/>
-          <w:color w:val="auto"/>
-          <w:sz w:val="26"/>
-          <w:szCs w:val="22"/>
-        </w:rPr>
-        <w:t>Bảng này được sử dụng trong quá trình xác thực và quản lý người dùng.</w:t>
-      </w:r>
-      <w:r>
-        <w:rPr>
-          <w:rFonts w:ascii="Times New Roman" w:eastAsiaTheme="minorHAnsi" w:hAnsi="Times New Roman" w:cstheme="minorBidi"/>
-          <w:color w:val="auto"/>
-          <w:sz w:val="26"/>
-          <w:szCs w:val="22"/>
-        </w:rPr>
-        <w:br/>
-      </w:r>
-      <w:r>
-        <w:rPr>
-          <w:rFonts w:ascii="Times New Roman" w:eastAsiaTheme="minorHAnsi" w:hAnsi="Times New Roman" w:cstheme="minorBidi"/>
-          <w:color w:val="auto"/>
-          <w:sz w:val="26"/>
-          <w:szCs w:val="22"/>
-        </w:rPr>
-        <w:br/>
-        <w:t>Các thuộc tính gồm:</w:t>
-      </w:r>
-      <w:r>
-        <w:rPr>
-          <w:rFonts w:ascii="Times New Roman" w:eastAsiaTheme="minorHAnsi" w:hAnsi="Times New Roman" w:cstheme="minorBidi"/>
-          <w:color w:val="auto"/>
-          <w:sz w:val="26"/>
-          <w:szCs w:val="22"/>
-        </w:rPr>
-        <w:br/>
-      </w:r>
-      <w:r>
-        <w:rPr>
-          <w:rFonts w:ascii="Times New Roman" w:eastAsiaTheme="minorHAnsi" w:hAnsi="Times New Roman" w:cstheme="minorBidi"/>
-          <w:color w:val="auto"/>
-          <w:sz w:val="26"/>
-          <w:szCs w:val="22"/>
-        </w:rPr>
-        <w:br/>
-        <w:t xml:space="preserve">• id: Khóa chính, định danh duy nhất cho mỗi người dùng </w:t>
-      </w:r>
-      <w:r>
-        <w:rPr>
-          <w:rFonts w:ascii="Times New Roman" w:eastAsiaTheme="minorHAnsi" w:hAnsi="Times New Roman" w:cstheme="minorBidi"/>
-          <w:color w:val="auto"/>
-          <w:sz w:val="26"/>
-          <w:szCs w:val="22"/>
-        </w:rPr>
-        <w:br/>
-        <w:t xml:space="preserve">• email: Địa chỉ email của người dùng (dùng để đăng nhập) </w:t>
-      </w:r>
-      <w:r>
-        <w:rPr>
-          <w:rFonts w:ascii="Times New Roman" w:eastAsiaTheme="minorHAnsi" w:hAnsi="Times New Roman" w:cstheme="minorBidi"/>
-          <w:color w:val="auto"/>
-          <w:sz w:val="26"/>
-          <w:szCs w:val="22"/>
-        </w:rPr>
-        <w:br/>
-        <w:t>• password: Mật khẩu đã được mã hóa</w:t>
-      </w:r>
-    </w:p>
-    <w:p>
-      <w:pPr>
-        <w:pStyle w:val="Heading2"/>
-      </w:pPr>
-      <w:r>
-        <w:t>5.2 Bảng books</w:t>
-      </w:r>
-      <w:bookmarkEnd w:id="13"/>
-    </w:p>
-    <w:p>
-      <w:pPr>
-        <w:numPr>
-          <w:ilvl w:val="0"/>
-          <w:numId w:val="7"/>
-        </w:numPr>
-      </w:pPr>
-      <w:r>
-        <w:t>id</w:t>
-      </w:r>
-    </w:p>
-    <w:p>
-      <w:pPr>
-        <w:numPr>
-          <w:ilvl w:val="0"/>
-          <w:numId w:val="7"/>
-        </w:numPr>
-      </w:pPr>
-      <w:r>
-        <w:t>title</w:t>
-      </w:r>
-    </w:p>
-    <w:p>
-      <w:pPr>
-        <w:numPr>
-          <w:ilvl w:val="0"/>
-          <w:numId w:val="7"/>
-        </w:numPr>
-      </w:pPr>
-      <w:r>
-        <w:t>price</w:t>
-      </w:r>
-    </w:p>
-    <w:p>
-      <w:pPr>
-        <w:pStyle w:val="Heading2"/>
-      </w:pPr>
-      <w:bookmarkStart w:id="14" w:name="_Toc227152305"/>
-      <w:r>
-        <w:t>5.3 Bảng orders</w:t>
-      </w:r>
-      <w:bookmarkEnd w:id="14"/>
-    </w:p>
-    <w:p>
-      <w:pPr>
-        <w:numPr>
-          <w:ilvl w:val="0"/>
-          <w:numId w:val="8"/>
-        </w:numPr>
-      </w:pPr>
-      <w:r>
-        <w:t>id</w:t>
-      </w:r>
-    </w:p>
-    <w:p>
-      <w:pPr>
-        <w:numPr>
-          <w:ilvl w:val="0"/>
-          <w:numId w:val="8"/>
-        </w:numPr>
-      </w:pPr>
-      <w:r>
+        <w:t>đă</w:t>
+      </w:r>
+      <w:r>
+        <w:t>ng k</w:t>
+      </w:r>
+      <w:r>
+        <w:t>ý</w:t>
+      </w:r>
+      <w:r>
+        <w:t xml:space="preserve"> v</w:t>
+      </w:r>
+      <w:r>
+        <w:t>à</w:t>
+      </w:r>
+      <w:r>
+        <w:t xml:space="preserve"> đăng nhập vào hệ thống.</w:t>
+      </w:r>
+      <w:r>
+        <w:br/>
+      </w:r>
+      <w:bookmarkStart w:id="20" w:name="_Toc227323946"/>
+      <w:r>
+        <w:rPr>
+          <w:rStyle w:val="Heading2Char"/>
+        </w:rPr>
         <w:lastRenderedPageBreak/>
-        <w:t>user_id</w:t>
-      </w:r>
-    </w:p>
-    <w:p>
-      <w:pPr>
-        <w:pStyle w:val="Heading2"/>
-      </w:pPr>
-      <w:bookmarkStart w:id="15" w:name="_Toc227152306"/>
-      <w:r>
-        <w:t>5.4 Bảng order_items</w:t>
-      </w:r>
-      <w:bookmarkEnd w:id="15"/>
-    </w:p>
-    <w:p>
-      <w:pPr>
-        <w:numPr>
-          <w:ilvl w:val="0"/>
-          <w:numId w:val="9"/>
-        </w:numPr>
-      </w:pPr>
-      <w:r>
-        <w:t>id</w:t>
-      </w:r>
-    </w:p>
-    <w:p>
-      <w:pPr>
-        <w:numPr>
-          <w:ilvl w:val="0"/>
-          <w:numId w:val="9"/>
-        </w:numPr>
-      </w:pPr>
-      <w:r>
-        <w:t>order_id</w:t>
-      </w:r>
-    </w:p>
-    <w:p>
-      <w:pPr>
-        <w:numPr>
-          <w:ilvl w:val="0"/>
-          <w:numId w:val="9"/>
-        </w:numPr>
-      </w:pPr>
-      <w:r>
-        <w:t>book_id</w:t>
-      </w:r>
-    </w:p>
-    <w:p>
-      <w:pPr>
-        <w:numPr>
-          <w:ilvl w:val="0"/>
-          <w:numId w:val="9"/>
-        </w:numPr>
-      </w:pPr>
-      <w:r>
-        <w:t>quantity</w:t>
-      </w:r>
-    </w:p>
-    <w:p>
-      <w:r>
-        <w:pict w14:anchorId="28C2C4A3">
-          <v:rect id="_x0000_i1030" style="width:0;height:1.5pt" o:hralign="center" o:hrstd="t" o:hr="t" fillcolor="#a0a0a0" stroked="f"/>
-        </w:pict>
-      </w:r>
-    </w:p>
-    <w:p>
-      <w:pPr>
-        <w:pStyle w:val="Heading1"/>
-      </w:pPr>
-      <w:bookmarkStart w:id="16" w:name="_Toc227152307"/>
-      <w:r>
-        <w:t>6. YÊU CẦU PHI CHỨC NĂNG</w:t>
-      </w:r>
-      <w:bookmarkEnd w:id="16"/>
-    </w:p>
-    <w:p>
-      <w:pPr>
-        <w:numPr>
-          <w:ilvl w:val="0"/>
-          <w:numId w:val="10"/>
-        </w:numPr>
-      </w:pPr>
-      <w:r>
-        <w:t>Giao diện dễ dùng</w:t>
-      </w:r>
-    </w:p>
-    <w:p>
-      <w:pPr>
-        <w:numPr>
-          <w:ilvl w:val="0"/>
-          <w:numId w:val="10"/>
-        </w:numPr>
-      </w:pPr>
-      <w:r>
-        <w:t>Tốc độ tải nhanh</w:t>
-      </w:r>
-    </w:p>
-    <w:p>
-      <w:pPr>
-        <w:numPr>
-          <w:ilvl w:val="0"/>
-          <w:numId w:val="10"/>
-        </w:numPr>
-      </w:pPr>
-      <w:r>
-        <w:t>Bảo mật đăng nhập</w:t>
-      </w:r>
-    </w:p>
-    <w:p>
-      <w:r>
-        <w:pict w14:anchorId="52FE6313">
-          <v:rect id="_x0000_i1031" style="width:0;height:1.5pt" o:hralign="center" o:hrstd="t" o:hr="t" fillcolor="#a0a0a0" stroked="f"/>
-        </w:pict>
-      </w:r>
-    </w:p>
-    <w:p>
-      <w:pPr>
-        <w:pStyle w:val="Heading1"/>
-      </w:pPr>
-      <w:bookmarkStart w:id="17" w:name="_Toc227152308"/>
-      <w:r>
-        <w:t>7. KIỂM THỬ</w:t>
-      </w:r>
-      <w:bookmarkEnd w:id="17"/>
-    </w:p>
-    <w:p>
-      <w:pPr>
-        <w:numPr>
-          <w:ilvl w:val="0"/>
-          <w:numId w:val="11"/>
-        </w:numPr>
-      </w:pPr>
-      <w:r>
-        <w:t>Test đăng nhập</w:t>
-      </w:r>
-    </w:p>
-    <w:p>
-      <w:pPr>
-        <w:numPr>
-          <w:ilvl w:val="0"/>
-          <w:numId w:val="11"/>
-        </w:numPr>
-      </w:pPr>
-      <w:r>
-        <w:t>Test thêm giỏ hàng</w:t>
-      </w:r>
-    </w:p>
-    <w:p>
-      <w:pPr>
-        <w:numPr>
-          <w:ilvl w:val="0"/>
-          <w:numId w:val="11"/>
-        </w:numPr>
-      </w:pPr>
-      <w:r>
-        <w:t>Test đặt hàng</w:t>
-      </w:r>
-    </w:p>
-    <w:p>
-      <w:r>
-        <w:pict w14:anchorId="042BC325">
+        <w:t>6.5 Trang quản trị</w:t>
+      </w:r>
+      <w:bookmarkEnd w:id="20"/>
+      <w:r>
+        <w:rPr>
+          <w:rStyle w:val="Heading2Char"/>
+        </w:rPr>
+        <w:br/>
+      </w:r>
+      <w:r>
+        <w:rPr>
+          <w:noProof/>
+        </w:rPr>
+        <w:drawing>
+          <wp:inline distT="0" distB="0" distL="0" distR="0" wp14:anchorId="732CC6AD" wp14:editId="2112D33F">
+            <wp:extent cx="5562600" cy="3353866"/>
+            <wp:effectExtent l="0" t="0" r="0" b="0"/>
+            <wp:docPr id="1243499268" name="Picture 9"/>
+            <wp:cNvGraphicFramePr>
+              <a:graphicFrameLocks xmlns:a="http://schemas.openxmlformats.org/drawingml/2006/main" noChangeAspect="1"/>
+            </wp:cNvGraphicFramePr>
+            <a:graphic xmlns:a="http://schemas.openxmlformats.org/drawingml/2006/main">
+              <a:graphicData uri="http://schemas.openxmlformats.org/drawingml/2006/picture">
+                <pic:pic xmlns:pic="http://schemas.openxmlformats.org/drawingml/2006/picture">
+                  <pic:nvPicPr>
+                    <pic:cNvPr id="1243499268" name="Picture 1243499268"/>
+                    <pic:cNvPicPr/>
+                  </pic:nvPicPr>
+                  <pic:blipFill>
+                    <a:blip r:embed="rId21" cstate="print">
+                      <a:extLst>
+                        <a:ext uri="{28A0092B-C50C-407E-A947-70E740481C1C}">
+                          <a14:useLocalDpi xmlns:a14="http://schemas.microsoft.com/office/drawing/2010/main" val="0"/>
+                        </a:ext>
+                      </a:extLst>
+                    </a:blip>
+                    <a:stretch>
+                      <a:fillRect/>
+                    </a:stretch>
+                  </pic:blipFill>
+                  <pic:spPr>
+                    <a:xfrm>
+                      <a:off x="0" y="0"/>
+                      <a:ext cx="5563769" cy="3354571"/>
+                    </a:xfrm>
+                    <a:prstGeom prst="rect">
+                      <a:avLst/>
+                    </a:prstGeom>
+                  </pic:spPr>
+                </pic:pic>
+              </a:graphicData>
+            </a:graphic>
+          </wp:inline>
+        </w:drawing>
+      </w:r>
+    </w:p>
+    <w:p>
+      <w:pPr>
+        <w:ind w:left="1701"/>
+      </w:pPr>
+      <w:r>
+        <w:rPr>
+          <w:noProof/>
+        </w:rPr>
+        <w:drawing>
+          <wp:inline distT="0" distB="0" distL="0" distR="0" wp14:anchorId="060CA81C" wp14:editId="7CFCD442">
+            <wp:extent cx="3614969" cy="3971925"/>
+            <wp:effectExtent l="0" t="0" r="5080" b="0"/>
+            <wp:docPr id="701619838" name="Picture 10"/>
+            <wp:cNvGraphicFramePr>
+              <a:graphicFrameLocks xmlns:a="http://schemas.openxmlformats.org/drawingml/2006/main" noChangeAspect="1"/>
+            </wp:cNvGraphicFramePr>
+            <a:graphic xmlns:a="http://schemas.openxmlformats.org/drawingml/2006/main">
+              <a:graphicData uri="http://schemas.openxmlformats.org/drawingml/2006/picture">
+                <pic:pic xmlns:pic="http://schemas.openxmlformats.org/drawingml/2006/picture">
+                  <pic:nvPicPr>
+                    <pic:cNvPr id="701619838" name="Picture 701619838"/>
+                    <pic:cNvPicPr/>
+                  </pic:nvPicPr>
+                  <pic:blipFill>
+                    <a:blip r:embed="rId22">
+                      <a:extLst>
+                        <a:ext uri="{28A0092B-C50C-407E-A947-70E740481C1C}">
+                          <a14:useLocalDpi xmlns:a14="http://schemas.microsoft.com/office/drawing/2010/main" val="0"/>
+                        </a:ext>
+                      </a:extLst>
+                    </a:blip>
+                    <a:stretch>
+                      <a:fillRect/>
+                    </a:stretch>
+                  </pic:blipFill>
+                  <pic:spPr>
+                    <a:xfrm>
+                      <a:off x="0" y="0"/>
+                      <a:ext cx="3625092" cy="3983047"/>
+                    </a:xfrm>
+                    <a:prstGeom prst="rect">
+                      <a:avLst/>
+                    </a:prstGeom>
+                  </pic:spPr>
+                </pic:pic>
+              </a:graphicData>
+            </a:graphic>
+          </wp:inline>
+        </w:drawing>
+      </w:r>
+    </w:p>
+    <w:p>
+      <w:r>
+        <w:lastRenderedPageBreak/>
+        <w:br/>
+        <w:t>Mô tả:</w:t>
+      </w:r>
+      <w:r>
+        <w:br/>
+        <w:t>Cho phép quản trị viên quản lý sách và đơn hàng.</w:t>
+      </w:r>
+    </w:p>
+    <w:p>
+      <w:r>
+        <w:pict w14:anchorId="1F4B8819">
           <v:rect id="_x0000_i1032" style="width:0;height:1.5pt" o:hralign="center" o:hrstd="t" o:hr="t" fillcolor="#a0a0a0" stroked="f"/>
         </w:pict>
       </w:r>
@@ -3213,21 +4052,156 @@
       <w:pPr>
         <w:pStyle w:val="Heading1"/>
       </w:pPr>
-      <w:bookmarkStart w:id="18" w:name="_Toc227152309"/>
-      <w:r>
-        <w:t>8. KẾT LUẬN</w:t>
-      </w:r>
-      <w:bookmarkEnd w:id="18"/>
-    </w:p>
-    <w:p>
-      <w:r>
-        <w:t>Hệ thống bán sách trực tuyến đơn giản đáp ứng các chức năng cơ bản, phù hợp với đồ án cơ sở và dễ triển khai.</w:t>
-      </w:r>
-    </w:p>
-    <w:p/>
+      <w:bookmarkStart w:id="21" w:name="_Toc227323947"/>
+      <w:r>
+        <w:t>7</w:t>
+      </w:r>
+      <w:r>
+        <w:t>. YÊU CẦU PHI CHỨC NĂNG</w:t>
+      </w:r>
+      <w:bookmarkEnd w:id="21"/>
+    </w:p>
+    <w:p>
+      <w:r>
+        <w:t>Hệ thống cần đáp ứng các yêu cầu phi chức năng sau:</w:t>
+      </w:r>
+      <w:r>
+        <w:br/>
+      </w:r>
+      <w:r>
+        <w:br/>
+        <w:t xml:space="preserve">• Giao diện dễ sử dụng </w:t>
+      </w:r>
+      <w:r>
+        <w:br/>
+        <w:t>Hệ thống có giao diện đơn giản, thân thiện với người dùng và dễ thao tác.</w:t>
+      </w:r>
+      <w:r>
+        <w:br/>
+      </w:r>
+      <w:r>
+        <w:br/>
+        <w:t xml:space="preserve">• Hiệu năng </w:t>
+      </w:r>
+      <w:r>
+        <w:br/>
+        <w:t>Thời gian tải trang không quá 3 giây trong điều kiện bình thường.</w:t>
+      </w:r>
+      <w:r>
+        <w:br/>
+      </w:r>
+      <w:r>
+        <w:br/>
+        <w:t xml:space="preserve">• Bảo mật </w:t>
+      </w:r>
+      <w:r>
+        <w:br/>
+        <w:t>Hệ thống yêu cầu người dùng đăng nhập để thực hiện đặt hàng và mật khẩu được lưu dưới dạng mã hóa.</w:t>
+      </w:r>
+    </w:p>
+    <w:p>
+      <w:r>
+        <w:pict w14:anchorId="52FE6313">
+          <v:rect id="_x0000_i1033" style="width:0;height:1.5pt" o:hralign="center" o:hrstd="t" o:hr="t" fillcolor="#a0a0a0" stroked="f"/>
+        </w:pict>
+      </w:r>
+    </w:p>
+    <w:p>
+      <w:pPr>
+        <w:pStyle w:val="Heading1"/>
+      </w:pPr>
+      <w:bookmarkStart w:id="22" w:name="_Toc227323948"/>
+      <w:r>
+        <w:t>8</w:t>
+      </w:r>
+      <w:r>
+        <w:t>. KIỂM THỬ</w:t>
+      </w:r>
+      <w:bookmarkEnd w:id="22"/>
+    </w:p>
+    <w:p>
+      <w:r>
+        <w:t>Hệ thống được kiểm thử thông qua một số chức năng chính như sau:</w:t>
+      </w:r>
+      <w:r>
+        <w:br/>
+      </w:r>
+      <w:r>
+        <w:br/>
+        <w:t xml:space="preserve">• Kiểm thử đăng nhập </w:t>
+      </w:r>
+      <w:r>
+        <w:br/>
+        <w:t>Nhập thông tin tài khoản hợp lệ và kiểm tra hệ thống cho phép đăng nhập thành công.</w:t>
+      </w:r>
+      <w:r>
+        <w:br/>
+      </w:r>
+      <w:r>
+        <w:br/>
+        <w:t xml:space="preserve">• Kiểm thử giỏ hàng </w:t>
+      </w:r>
+      <w:r>
+        <w:br/>
+        <w:t>Thêm sản phẩm vào giỏ hàng và kiểm tra sản phẩm được lưu đúng.</w:t>
+      </w:r>
+      <w:r>
+        <w:br/>
+      </w:r>
+      <w:r>
+        <w:br/>
+        <w:t xml:space="preserve">• Kiểm thử đặt hàng </w:t>
+      </w:r>
+      <w:r>
+        <w:br/>
+        <w:t>Thực hiện đặt hàng và kiểm tra hệ thống tạo đơn hàng thành công.</w:t>
+      </w:r>
+    </w:p>
+    <w:p>
+      <w:r>
+        <w:pict w14:anchorId="042BC325">
+          <v:rect id="_x0000_i1034" style="width:0;height:1.5pt" o:hralign="center" o:hrstd="t" o:hr="t" fillcolor="#a0a0a0" stroked="f"/>
+        </w:pict>
+      </w:r>
+    </w:p>
+    <w:p>
+      <w:pPr>
+        <w:pStyle w:val="Heading1"/>
+      </w:pPr>
+      <w:bookmarkStart w:id="23" w:name="_Toc227323949"/>
+      <w:r>
+        <w:t>9</w:t>
+      </w:r>
+      <w:r>
+        <w:t>. KẾT LUẬN</w:t>
+      </w:r>
+      <w:bookmarkEnd w:id="23"/>
+    </w:p>
+    <w:p>
+      <w:r>
+        <w:t xml:space="preserve">Hệ thống bán sách trực tuyến đơn giản đã được phân tích và thiết kế với các chức năng cơ bản như xem sách, quản lý giỏ hàng và đặt hàng. </w:t>
+      </w:r>
+      <w:r>
+        <w:br/>
+      </w:r>
+      <w:r>
+        <w:br/>
+      </w:r>
+      <w:r>
+        <w:lastRenderedPageBreak/>
+        <w:t xml:space="preserve">Hệ thống đáp ứng nhu cầu mua sách trực tuyến của người dùng, đồng thời hỗ trợ quản trị viên quản lý dữ liệu một cách hiệu quả. </w:t>
+      </w:r>
+      <w:r>
+        <w:br/>
+      </w:r>
+      <w:r>
+        <w:br/>
+        <w:t>Với thiết kế đơn giản, hệ thống phù hợp với phạm vi đồ án cơ sở và có thể dễ dàng phát triển, mở rộng trong tương lai.</w:t>
+      </w:r>
+    </w:p>
     <w:sectPr>
       <w:pgSz w:w="11909" w:h="16834" w:code="9"/>
-      <w:pgMar w:top="1985" w:right="1134" w:bottom="1701" w:left="1985" w:header="720" w:footer="720" w:gutter="0"/>
+      <w:pgMar w:top="1985" w:right="1134" w:bottom="1701" w:left="1701" w:header="720" w:footer="720" w:gutter="0"/>
       <w:cols w:space="720"/>
       <w:docGrid w:linePitch="360"/>
     </w:sectPr>
@@ -3237,6 +4211,11 @@
 
 <file path=word/numbering.xml><?xml version="1.0" encoding="utf-8"?>
 <w:numbering xmlns:wpc="http://schemas.microsoft.com/office/word/2010/wordprocessingCanvas" xmlns:cx="http://schemas.microsoft.com/office/drawing/2014/chartex" xmlns:cx1="http://schemas.microsoft.com/office/drawing/2015/9/8/chartex" xmlns:cx2="http://schemas.microsoft.com/office/drawing/2015/10/21/chartex" xmlns:cx3="http://schemas.microsoft.com/office/drawing/2016/5/9/chartex" xmlns:cx4="http://schemas.microsoft.com/office/drawing/2016/5/10/chartex" xmlns:cx5="http://schemas.microsoft.com/office/drawing/2016/5/11/chartex" xmlns:cx6="http://schemas.microsoft.com/office/drawing/2016/5/12/chartex" xmlns:cx7="http://schemas.microsoft.com/office/drawing/2016/5/13/chartex" xmlns:cx8="http://schemas.microsoft.com/office/drawing/2016/5/14/chartex" xmlns:mc="http://schemas.openxmlformats.org/markup-compatibility/2006" xmlns:aink="http://schemas.microsoft.com/office/drawing/2016/ink" xmlns:am3d="http://schemas.microsoft.com/office/drawing/2017/model3d" xmlns:o="urn:schemas-microsoft-com:office:office" xmlns:oel="http://schemas.microsoft.com/office/2019/extlst" xmlns:r="http://schemas.openxmlformats.org/officeDocument/2006/relationships" xmlns:m="http://schemas.openxmlformats.org/officeDocument/2006/math" xmlns:v="urn:schemas-microsoft-com:vml" xmlns:wp14="http://schemas.microsoft.com/office/word/2010/wordprocessingDrawing" xmlns:wp="http://schemas.openxmlformats.org/drawingml/2006/wordprocessingDrawing" xmlns:w10="urn:schemas-microsoft-com:office:word" xmlns:w="http://schemas.openxmlformats.org/wordprocessingml/2006/main" xmlns:w14="http://schemas.microsoft.com/office/word/2010/wordml" xmlns:w15="http://schemas.microsoft.com/office/word/2012/wordml" xmlns:w16cex="http://schemas.microsoft.com/office/word/2018/wordml/cex" xmlns:w16cid="http://schemas.microsoft.com/office/word/2016/wordml/cid" xmlns:w16="http://schemas.microsoft.com/office/word/2018/wordml" xmlns:w16du="http://schemas.microsoft.com/office/word/2023/wordml/word16du" xmlns:w16sdtdh="http://schemas.microsoft.com/office/word/2020/wordml/sdtdatahash" xmlns:w16sdtfl="http://schemas.microsoft.com/office/word/2024/wordml/sdtformatlock" xmlns:w16se="http://schemas.microsoft.com/office/word/2015/wordml/symex" xmlns:wpg="http://schemas.microsoft.com/office/word/2010/wordprocessingGroup" xmlns:wpi="http://schemas.microsoft.com/office/word/2010/wordprocessingInk" xmlns:wne="http://schemas.microsoft.com/office/word/2006/wordml" xmlns:wps="http://schemas.microsoft.com/office/word/2010/wordprocessingShape" mc:Ignorable="w14 w15 w16se w16cid w16 w16cex w16sdtdh w16sdtfl w16du wp14">
+  <w:numPicBullet w:numPicBulletId="0">
+    <w:pict>
+      <v:rect id="_x0000_i1025" style="width:0;height:1.5pt" o:hralign="center" o:bullet="t" o:hrstd="t" o:hr="t" fillcolor="#a0a0a0" stroked="f"/>
+    </w:pict>
+  </w:numPicBullet>
   <w:abstractNum w:abstractNumId="0" w15:restartNumberingAfterBreak="0">
     <w:nsid w:val="062622BD"/>
     <w:multiLevelType w:val="multilevel"/>
@@ -5478,6 +6457,7 @@
   <w:style w:type="character" w:default="1" w:styleId="DefaultParagraphFont">
     <w:name w:val="Default Paragraph Font"/>
     <w:uiPriority w:val="1"/>
+    <w:semiHidden/>
     <w:unhideWhenUsed/>
   </w:style>
   <w:style w:type="table" w:default="1" w:styleId="TableNormal">
